--- a/DevOps_Tool/GIT/GIT Branching Concepts -ll.docx
+++ b/DevOps_Tool/GIT/GIT Branching Concepts -ll.docx
@@ -4,26 +4,21 @@
   <w:body>
     <w:p>
       <w:pPr>
+        <w:pStyle w:val="Heading3"/>
         <w:jc w:val="center"/>
         <w:rPr>
-          <w:b/>
-          <w:bCs/>
-          <w:i/>
-          <w:iCs/>
-          <w:sz w:val="28"/>
-          <w:szCs w:val="28"/>
-          <w:u w:val="single"/>
-        </w:rPr>
-      </w:pPr>
-      <w:r>
-        <w:rPr>
-          <w:b/>
-          <w:bCs/>
-          <w:i/>
-          <w:iCs/>
-          <w:sz w:val="28"/>
-          <w:szCs w:val="28"/>
-          <w:u w:val="single"/>
+          <w:rFonts w:ascii="Algerian" w:hAnsi="Algerian"/>
+        </w:rPr>
+        <w:sectPr>
+          <w:pgSz w:w="11906" w:h="16838" w:code="9"/>
+          <w:pgMar w:top="720" w:right="720" w:bottom="720" w:left="720" w:header="708" w:footer="708" w:gutter="0"/>
+          <w:cols w:num="2" w:space="708"/>
+          <w:docGrid w:linePitch="360"/>
+        </w:sectPr>
+      </w:pPr>
+      <w:r>
+        <w:rPr>
+          <w:rFonts w:ascii="Algerian" w:hAnsi="Algerian"/>
         </w:rPr>
         <w:t>Git Branching Concepts &amp; Commands</w:t>
       </w:r>
@@ -965,6 +960,18 @@
     <w:p>
       <w:pPr>
         <w:pStyle w:val="ListParagraph"/>
+        <w:ind w:left="1440"/>
+        <w:rPr>
+          <w:i/>
+          <w:iCs/>
+          <w:sz w:val="20"/>
+          <w:szCs w:val="20"/>
+        </w:rPr>
+      </w:pPr>
+    </w:p>
+    <w:p>
+      <w:pPr>
+        <w:pStyle w:val="ListParagraph"/>
         <w:numPr>
           <w:ilvl w:val="0"/>
           <w:numId w:val="26"/>
@@ -1107,6 +1114,16 @@
         </w:rPr>
         <w:t>git commit -m "Resolved conflicts"</w:t>
       </w:r>
+    </w:p>
+    <w:p>
+      <w:pPr>
+        <w:rPr>
+          <w:i/>
+          <w:iCs/>
+          <w:sz w:val="20"/>
+          <w:szCs w:val="20"/>
+        </w:rPr>
+      </w:pPr>
     </w:p>
     <w:p>
       <w:pPr>
@@ -1897,29 +1914,22 @@
           <w:numId w:val="40"/>
         </w:numPr>
         <w:rPr>
-          <w:i/>
-          <w:iCs/>
-          <w:sz w:val="20"/>
-          <w:szCs w:val="20"/>
-        </w:rPr>
-      </w:pPr>
-      <w:r>
-        <w:rPr>
-          <w:i/>
-          <w:iCs/>
-          <w:sz w:val="20"/>
-          <w:szCs w:val="20"/>
-        </w:rPr>
-        <w:t>git clone</w:t>
-      </w:r>
-      <w:r>
-        <w:rPr>
-          <w:i/>
-          <w:iCs/>
-          <w:sz w:val="20"/>
-          <w:szCs w:val="20"/>
-        </w:rPr>
-        <w:t xml:space="preserve"> </w:t>
+          <w:b/>
+          <w:bCs/>
+          <w:i/>
+          <w:iCs/>
+          <w:sz w:val="20"/>
+          <w:szCs w:val="20"/>
+        </w:rPr>
+      </w:pPr>
+      <w:r>
+        <w:rPr>
+          <w:i/>
+          <w:iCs/>
+          <w:sz w:val="20"/>
+          <w:szCs w:val="20"/>
+        </w:rPr>
+        <w:t xml:space="preserve">git clone </w:t>
       </w:r>
       <w:hyperlink r:id="rId6" w:history="1">
         <w:r>
@@ -2092,10 +2102,13 @@
           <w:numId w:val="50"/>
         </w:numPr>
         <w:rPr>
-          <w:i/>
-          <w:iCs/>
-          <w:sz w:val="20"/>
-          <w:szCs w:val="20"/>
+          <w:b/>
+          <w:bCs/>
+          <w:i/>
+          <w:iCs/>
+          <w:sz w:val="22"/>
+          <w:szCs w:val="22"/>
+          <w:u w:val="single"/>
         </w:rPr>
       </w:pPr>
       <w:r>
@@ -2122,11 +2135,18 @@
     <w:p>
       <w:pPr>
         <w:pStyle w:val="ListParagraph"/>
-        <w:rPr>
-          <w:i/>
-          <w:iCs/>
-          <w:sz w:val="20"/>
-          <w:szCs w:val="20"/>
+        <w:numPr>
+          <w:ilvl w:val="1"/>
+          <w:numId w:val="50"/>
+        </w:numPr>
+        <w:rPr>
+          <w:b/>
+          <w:bCs/>
+          <w:i/>
+          <w:iCs/>
+          <w:sz w:val="22"/>
+          <w:szCs w:val="22"/>
+          <w:u w:val="single"/>
         </w:rPr>
       </w:pPr>
     </w:p>
@@ -2170,18 +2190,14 @@
         <w:rPr>
           <w:b/>
           <w:bCs/>
-          <w:i/>
-          <w:iCs/>
-          <w:sz w:val="20"/>
-          <w:szCs w:val="20"/>
-        </w:rPr>
-      </w:pPr>
-      <w:r>
-        <w:rPr>
-          <w:b/>
-          <w:bCs/>
-          <w:i/>
-          <w:iCs/>
+          <w:sz w:val="20"/>
+          <w:szCs w:val="20"/>
+        </w:rPr>
+      </w:pPr>
+      <w:r>
+        <w:rPr>
+          <w:b/>
+          <w:bCs/>
           <w:sz w:val="20"/>
           <w:szCs w:val="20"/>
         </w:rPr>
@@ -2198,18 +2214,14 @@
         <w:rPr>
           <w:b/>
           <w:bCs/>
-          <w:i/>
-          <w:iCs/>
-          <w:sz w:val="20"/>
-          <w:szCs w:val="20"/>
-        </w:rPr>
-      </w:pPr>
-      <w:r>
-        <w:rPr>
-          <w:b/>
-          <w:bCs/>
-          <w:i/>
-          <w:iCs/>
+          <w:sz w:val="20"/>
+          <w:szCs w:val="20"/>
+        </w:rPr>
+      </w:pPr>
+      <w:r>
+        <w:rPr>
+          <w:b/>
+          <w:bCs/>
           <w:sz w:val="20"/>
           <w:szCs w:val="20"/>
         </w:rPr>
@@ -2263,6 +2275,18 @@
     <w:p>
       <w:pPr>
         <w:pStyle w:val="ListParagraph"/>
+        <w:ind w:left="927"/>
+        <w:rPr>
+          <w:i/>
+          <w:iCs/>
+          <w:sz w:val="20"/>
+          <w:szCs w:val="20"/>
+        </w:rPr>
+      </w:pPr>
+    </w:p>
+    <w:p>
+      <w:pPr>
+        <w:pStyle w:val="ListParagraph"/>
         <w:numPr>
           <w:ilvl w:val="0"/>
           <w:numId w:val="55"/>
@@ -2270,18 +2294,14 @@
         <w:rPr>
           <w:b/>
           <w:bCs/>
-          <w:i/>
-          <w:iCs/>
-          <w:sz w:val="20"/>
-          <w:szCs w:val="20"/>
-        </w:rPr>
-      </w:pPr>
-      <w:r>
-        <w:rPr>
-          <w:b/>
-          <w:bCs/>
-          <w:i/>
-          <w:iCs/>
+          <w:sz w:val="20"/>
+          <w:szCs w:val="20"/>
+        </w:rPr>
+      </w:pPr>
+      <w:r>
+        <w:rPr>
+          <w:b/>
+          <w:bCs/>
           <w:sz w:val="20"/>
           <w:szCs w:val="20"/>
         </w:rPr>
@@ -2309,6 +2329,7 @@
           <w:sz w:val="20"/>
           <w:szCs w:val="20"/>
         </w:rPr>
+        <w:lastRenderedPageBreak/>
         <w:t xml:space="preserve"> git config --global user.name "John" </w:t>
       </w:r>
     </w:p>
@@ -2373,6 +2394,18 @@
     <w:p>
       <w:pPr>
         <w:pStyle w:val="ListParagraph"/>
+        <w:ind w:left="360"/>
+        <w:rPr>
+          <w:b/>
+          <w:bCs/>
+          <w:sz w:val="20"/>
+          <w:szCs w:val="20"/>
+        </w:rPr>
+      </w:pPr>
+    </w:p>
+    <w:p>
+      <w:pPr>
+        <w:pStyle w:val="ListParagraph"/>
         <w:numPr>
           <w:ilvl w:val="0"/>
           <w:numId w:val="50"/>
@@ -2380,18 +2413,14 @@
         <w:rPr>
           <w:b/>
           <w:bCs/>
-          <w:i/>
-          <w:iCs/>
-          <w:sz w:val="20"/>
-          <w:szCs w:val="20"/>
-        </w:rPr>
-      </w:pPr>
-      <w:r>
-        <w:rPr>
-          <w:b/>
-          <w:bCs/>
-          <w:i/>
-          <w:iCs/>
+          <w:sz w:val="20"/>
+          <w:szCs w:val="20"/>
+        </w:rPr>
+      </w:pPr>
+      <w:r>
+        <w:rPr>
+          <w:b/>
+          <w:bCs/>
           <w:sz w:val="20"/>
           <w:szCs w:val="20"/>
         </w:rPr>
@@ -2467,18 +2496,14 @@
         <w:rPr>
           <w:b/>
           <w:bCs/>
-          <w:i/>
-          <w:iCs/>
-          <w:sz w:val="20"/>
-          <w:szCs w:val="20"/>
-        </w:rPr>
-      </w:pPr>
-      <w:r>
-        <w:rPr>
-          <w:b/>
-          <w:bCs/>
-          <w:i/>
-          <w:iCs/>
+          <w:sz w:val="20"/>
+          <w:szCs w:val="20"/>
+        </w:rPr>
+      </w:pPr>
+      <w:r>
+        <w:rPr>
+          <w:b/>
+          <w:bCs/>
           <w:sz w:val="20"/>
           <w:szCs w:val="20"/>
         </w:rPr>
@@ -2540,18 +2565,14 @@
         <w:rPr>
           <w:b/>
           <w:bCs/>
-          <w:i/>
-          <w:iCs/>
-          <w:sz w:val="20"/>
-          <w:szCs w:val="20"/>
-        </w:rPr>
-      </w:pPr>
-      <w:r>
-        <w:rPr>
-          <w:b/>
-          <w:bCs/>
-          <w:i/>
-          <w:iCs/>
+          <w:sz w:val="20"/>
+          <w:szCs w:val="20"/>
+        </w:rPr>
+      </w:pPr>
+      <w:r>
+        <w:rPr>
+          <w:b/>
+          <w:bCs/>
           <w:sz w:val="20"/>
           <w:szCs w:val="20"/>
         </w:rPr>
@@ -2593,22 +2614,48 @@
     </w:p>
     <w:p>
       <w:pPr>
-        <w:jc w:val="center"/>
-        <w:rPr>
-          <w:b/>
-          <w:bCs/>
-          <w:sz w:val="18"/>
-          <w:szCs w:val="18"/>
-        </w:rPr>
-      </w:pPr>
-      <w:r>
-        <w:rPr>
-          <w:b/>
-          <w:bCs/>
-          <w:sz w:val="18"/>
-          <w:szCs w:val="18"/>
+        <w:pStyle w:val="Heading3"/>
+        <w:rPr>
+          <w:rFonts w:ascii="Algerian" w:hAnsi="Algerian"/>
+          <w:szCs w:val="28"/>
+        </w:rPr>
+      </w:pPr>
+      <w:r>
+        <w:rPr>
+          <w:rFonts w:ascii="Algerian" w:hAnsi="Algerian"/>
+          <w:szCs w:val="28"/>
         </w:rPr>
         <w:t>[General Interview Questions]</w:t>
+      </w:r>
+    </w:p>
+    <w:p>
+      <w:pPr>
+        <w:pStyle w:val="ListParagraph"/>
+        <w:ind w:left="0"/>
+        <w:rPr>
+          <w:b/>
+          <w:bCs/>
+          <w:sz w:val="20"/>
+          <w:szCs w:val="20"/>
+        </w:rPr>
+      </w:pPr>
+      <w:r>
+        <w:rPr>
+          <w:b/>
+          <w:bCs/>
+          <w:sz w:val="20"/>
+          <w:szCs w:val="20"/>
+        </w:rPr>
+        <w:t xml:space="preserve">Q1. </w:t>
+      </w:r>
+      <w:r>
+        <w:rPr>
+          <w:b/>
+          <w:bCs/>
+          <w:sz w:val="20"/>
+          <w:szCs w:val="20"/>
+        </w:rPr>
+        <w:t>What is a branch in Git?</w:t>
       </w:r>
     </w:p>
     <w:p>
@@ -2616,23 +2663,37 @@
         <w:pStyle w:val="ListParagraph"/>
         <w:numPr>
           <w:ilvl w:val="0"/>
-          <w:numId w:val="58"/>
+          <w:numId w:val="49"/>
         </w:numPr>
         <w:rPr>
-          <w:b/>
-          <w:bCs/>
-          <w:sz w:val="18"/>
-          <w:szCs w:val="18"/>
-        </w:rPr>
-      </w:pPr>
-      <w:r>
-        <w:rPr>
-          <w:b/>
-          <w:bCs/>
-          <w:sz w:val="18"/>
-          <w:szCs w:val="18"/>
-        </w:rPr>
-        <w:t>What is a branch in Git?</w:t>
+          <w:sz w:val="20"/>
+          <w:szCs w:val="20"/>
+        </w:rPr>
+      </w:pPr>
+      <w:r>
+        <w:rPr>
+          <w:sz w:val="20"/>
+          <w:szCs w:val="20"/>
+        </w:rPr>
+        <w:t xml:space="preserve">A branch in Git is a </w:t>
+      </w:r>
+      <w:r>
+        <w:rPr>
+          <w:b/>
+          <w:bCs/>
+          <w:i/>
+          <w:iCs/>
+          <w:sz w:val="20"/>
+          <w:szCs w:val="20"/>
+        </w:rPr>
+        <w:t>pointer to a snapshot</w:t>
+      </w:r>
+      <w:r>
+        <w:rPr>
+          <w:sz w:val="20"/>
+          <w:szCs w:val="20"/>
+        </w:rPr>
+        <w:t xml:space="preserve"> of changes. </w:t>
       </w:r>
     </w:p>
     <w:p>
@@ -2640,21 +2701,105 @@
         <w:pStyle w:val="ListParagraph"/>
         <w:numPr>
           <w:ilvl w:val="0"/>
-          <w:numId w:val="58"/>
+          <w:numId w:val="49"/>
         </w:numPr>
         <w:rPr>
-          <w:b/>
-          <w:bCs/>
-          <w:sz w:val="18"/>
-          <w:szCs w:val="18"/>
-        </w:rPr>
-      </w:pPr>
-      <w:r>
-        <w:rPr>
-          <w:b/>
-          <w:bCs/>
-          <w:sz w:val="18"/>
-          <w:szCs w:val="18"/>
+          <w:sz w:val="20"/>
+          <w:szCs w:val="20"/>
+        </w:rPr>
+      </w:pPr>
+      <w:r>
+        <w:rPr>
+          <w:sz w:val="20"/>
+          <w:szCs w:val="20"/>
+        </w:rPr>
+        <w:t xml:space="preserve">It allows parallel development by enabling work on </w:t>
+      </w:r>
+      <w:r>
+        <w:rPr>
+          <w:b/>
+          <w:bCs/>
+          <w:sz w:val="20"/>
+          <w:szCs w:val="20"/>
+        </w:rPr>
+        <w:t>features</w:t>
+      </w:r>
+      <w:r>
+        <w:rPr>
+          <w:sz w:val="20"/>
+          <w:szCs w:val="20"/>
+        </w:rPr>
+        <w:t xml:space="preserve">, </w:t>
+      </w:r>
+      <w:r>
+        <w:rPr>
+          <w:b/>
+          <w:bCs/>
+          <w:sz w:val="20"/>
+          <w:szCs w:val="20"/>
+        </w:rPr>
+        <w:t>bug fixes</w:t>
+      </w:r>
+      <w:r>
+        <w:rPr>
+          <w:sz w:val="20"/>
+          <w:szCs w:val="20"/>
+        </w:rPr>
+        <w:t xml:space="preserve">, or experiments </w:t>
+      </w:r>
+      <w:r>
+        <w:rPr>
+          <w:b/>
+          <w:bCs/>
+          <w:sz w:val="20"/>
+          <w:szCs w:val="20"/>
+        </w:rPr>
+        <w:t>without</w:t>
+      </w:r>
+      <w:r>
+        <w:rPr>
+          <w:sz w:val="20"/>
+          <w:szCs w:val="20"/>
+        </w:rPr>
+        <w:t xml:space="preserve"> affecting the main codebase</w:t>
+      </w:r>
+    </w:p>
+    <w:p>
+      <w:pPr>
+        <w:pStyle w:val="ListParagraph"/>
+        <w:ind w:left="360"/>
+        <w:rPr>
+          <w:sz w:val="20"/>
+          <w:szCs w:val="20"/>
+        </w:rPr>
+      </w:pPr>
+    </w:p>
+    <w:p>
+      <w:pPr>
+        <w:pStyle w:val="ListParagraph"/>
+        <w:ind w:left="0"/>
+        <w:rPr>
+          <w:b/>
+          <w:bCs/>
+          <w:sz w:val="20"/>
+          <w:szCs w:val="20"/>
+        </w:rPr>
+      </w:pPr>
+      <w:r>
+        <w:rPr>
+          <w:b/>
+          <w:bCs/>
+          <w:sz w:val="20"/>
+          <w:szCs w:val="20"/>
+        </w:rPr>
+        <w:t xml:space="preserve">Q2. </w:t>
+      </w:r>
+      <w:r>
+        <w:rPr>
+          <w:b/>
+          <w:bCs/>
+          <w:sz w:val="20"/>
+          <w:szCs w:val="20"/>
         </w:rPr>
         <w:t>What are the common types of Git branches?</w:t>
       </w:r>
@@ -2664,23 +2809,30 @@
         <w:pStyle w:val="ListParagraph"/>
         <w:numPr>
           <w:ilvl w:val="0"/>
-          <w:numId w:val="58"/>
+          <w:numId w:val="76"/>
         </w:numPr>
         <w:rPr>
-          <w:b/>
-          <w:bCs/>
-          <w:sz w:val="18"/>
-          <w:szCs w:val="18"/>
-        </w:rPr>
-      </w:pPr>
-      <w:r>
-        <w:rPr>
-          <w:b/>
-          <w:bCs/>
-          <w:sz w:val="18"/>
-          <w:szCs w:val="18"/>
-        </w:rPr>
-        <w:t xml:space="preserve">How do you create and switch to a new branch? </w:t>
+          <w:sz w:val="20"/>
+          <w:szCs w:val="20"/>
+        </w:rPr>
+      </w:pPr>
+      <w:r>
+        <w:rPr>
+          <w:b/>
+          <w:bCs/>
+          <w:i/>
+          <w:iCs/>
+          <w:sz w:val="20"/>
+          <w:szCs w:val="20"/>
+        </w:rPr>
+        <w:t>main or master:</w:t>
+      </w:r>
+      <w:r>
+        <w:rPr>
+          <w:sz w:val="20"/>
+          <w:szCs w:val="20"/>
+        </w:rPr>
+        <w:t xml:space="preserve"> Main stable production branch </w:t>
       </w:r>
     </w:p>
     <w:p>
@@ -2688,44 +2840,214 @@
         <w:pStyle w:val="ListParagraph"/>
         <w:numPr>
           <w:ilvl w:val="0"/>
-          <w:numId w:val="59"/>
+          <w:numId w:val="76"/>
         </w:numPr>
         <w:rPr>
-          <w:sz w:val="18"/>
-          <w:szCs w:val="18"/>
-        </w:rPr>
-      </w:pPr>
-      <w:r>
-        <w:rPr>
-          <w:sz w:val="18"/>
-          <w:szCs w:val="18"/>
-        </w:rPr>
-        <w:t>git checkout -b new-branch</w:t>
-      </w:r>
-    </w:p>
-    <w:p>
-      <w:pPr>
-        <w:pStyle w:val="ListParagraph"/>
-        <w:rPr>
-          <w:sz w:val="18"/>
-          <w:szCs w:val="18"/>
-        </w:rPr>
-      </w:pPr>
+          <w:sz w:val="20"/>
+          <w:szCs w:val="20"/>
+        </w:rPr>
+      </w:pPr>
+      <w:r>
+        <w:rPr>
+          <w:b/>
+          <w:bCs/>
+          <w:i/>
+          <w:iCs/>
+          <w:sz w:val="20"/>
+          <w:szCs w:val="20"/>
+        </w:rPr>
+        <w:t>feature/:</w:t>
+      </w:r>
+      <w:r>
+        <w:rPr>
+          <w:sz w:val="20"/>
+          <w:szCs w:val="20"/>
+        </w:rPr>
+        <w:t xml:space="preserve"> Used to develop new features </w:t>
+      </w:r>
     </w:p>
     <w:p>
       <w:pPr>
         <w:pStyle w:val="ListParagraph"/>
         <w:numPr>
           <w:ilvl w:val="0"/>
-          <w:numId w:val="60"/>
+          <w:numId w:val="76"/>
         </w:numPr>
         <w:rPr>
-          <w:b/>
-          <w:bCs/>
+          <w:sz w:val="20"/>
+          <w:szCs w:val="20"/>
+        </w:rPr>
+      </w:pPr>
+      <w:r>
+        <w:rPr>
+          <w:b/>
+          <w:bCs/>
+          <w:i/>
+          <w:iCs/>
+          <w:sz w:val="20"/>
+          <w:szCs w:val="20"/>
+        </w:rPr>
+        <w:t>bugfix/:</w:t>
+      </w:r>
+      <w:r>
+        <w:rPr>
+          <w:sz w:val="20"/>
+          <w:szCs w:val="20"/>
+        </w:rPr>
+        <w:t xml:space="preserve"> For fixing bugs </w:t>
+      </w:r>
+    </w:p>
+    <w:p>
+      <w:pPr>
+        <w:pStyle w:val="ListParagraph"/>
+        <w:numPr>
+          <w:ilvl w:val="0"/>
+          <w:numId w:val="76"/>
+        </w:numPr>
+        <w:rPr>
+          <w:sz w:val="20"/>
+          <w:szCs w:val="20"/>
+        </w:rPr>
+      </w:pPr>
+      <w:r>
+        <w:rPr>
+          <w:b/>
+          <w:bCs/>
+          <w:i/>
+          <w:iCs/>
+          <w:sz w:val="20"/>
+          <w:szCs w:val="20"/>
+        </w:rPr>
+        <w:t>release/:</w:t>
+      </w:r>
+      <w:r>
+        <w:rPr>
+          <w:sz w:val="20"/>
+          <w:szCs w:val="20"/>
+        </w:rPr>
+        <w:t xml:space="preserve"> For preparing releases </w:t>
+      </w:r>
+    </w:p>
+    <w:p>
+      <w:pPr>
+        <w:pStyle w:val="ListParagraph"/>
+        <w:numPr>
+          <w:ilvl w:val="0"/>
+          <w:numId w:val="76"/>
+        </w:numPr>
+        <w:rPr>
+          <w:sz w:val="20"/>
+          <w:szCs w:val="20"/>
+        </w:rPr>
+      </w:pPr>
+      <w:r>
+        <w:rPr>
+          <w:b/>
+          <w:bCs/>
+          <w:i/>
+          <w:iCs/>
+          <w:sz w:val="20"/>
+          <w:szCs w:val="20"/>
+        </w:rPr>
+        <w:t>hotfix/:</w:t>
+      </w:r>
+      <w:r>
+        <w:rPr>
+          <w:sz w:val="20"/>
+          <w:szCs w:val="20"/>
+        </w:rPr>
+        <w:t xml:space="preserve"> For urgent fixes directly in production</w:t>
+      </w:r>
+    </w:p>
+    <w:p>
+      <w:pPr>
+        <w:pStyle w:val="ListParagraph"/>
+        <w:ind w:left="0"/>
+        <w:rPr>
+          <w:sz w:val="20"/>
+          <w:szCs w:val="20"/>
+        </w:rPr>
+      </w:pPr>
+    </w:p>
+    <w:p>
+      <w:pPr>
+        <w:pStyle w:val="ListParagraph"/>
+        <w:ind w:left="0"/>
+        <w:rPr>
+          <w:b/>
+          <w:bCs/>
+          <w:sz w:val="20"/>
+          <w:szCs w:val="20"/>
+        </w:rPr>
+      </w:pPr>
+      <w:r>
+        <w:rPr>
+          <w:b/>
+          <w:bCs/>
+          <w:sz w:val="20"/>
+          <w:szCs w:val="20"/>
+        </w:rPr>
+        <w:t xml:space="preserve">Q3. </w:t>
+      </w:r>
+      <w:r>
+        <w:rPr>
+          <w:b/>
+          <w:bCs/>
+          <w:sz w:val="20"/>
+          <w:szCs w:val="20"/>
+        </w:rPr>
+        <w:t xml:space="preserve">How do you create and switch to a new branch? </w:t>
+      </w:r>
+    </w:p>
+    <w:p>
+      <w:pPr>
+        <w:pStyle w:val="ListParagraph"/>
+        <w:numPr>
+          <w:ilvl w:val="0"/>
+          <w:numId w:val="77"/>
+        </w:numPr>
+        <w:rPr>
+          <w:sz w:val="20"/>
+          <w:szCs w:val="20"/>
+        </w:rPr>
+      </w:pPr>
+      <w:r>
+        <w:rPr>
+          <w:sz w:val="20"/>
+          <w:szCs w:val="20"/>
+        </w:rPr>
+        <w:t>git checkout -b new-branch</w:t>
+      </w:r>
+    </w:p>
+    <w:p>
+      <w:pPr>
+        <w:pStyle w:val="ListParagraph"/>
+        <w:rPr>
           <w:sz w:val="18"/>
           <w:szCs w:val="18"/>
         </w:rPr>
       </w:pPr>
+    </w:p>
+    <w:p>
+      <w:pPr>
+        <w:pStyle w:val="ListParagraph"/>
+        <w:ind w:left="0"/>
+        <w:rPr>
+          <w:b/>
+          <w:bCs/>
+          <w:sz w:val="18"/>
+          <w:szCs w:val="18"/>
+        </w:rPr>
+      </w:pPr>
+      <w:r>
+        <w:rPr>
+          <w:b/>
+          <w:bCs/>
+          <w:sz w:val="18"/>
+          <w:szCs w:val="18"/>
+        </w:rPr>
+        <w:t xml:space="preserve">Q4. </w:t>
+      </w:r>
       <w:r>
         <w:rPr>
           <w:b/>
@@ -2791,25 +3113,27 @@
     <w:p>
       <w:pPr>
         <w:pStyle w:val="ListParagraph"/>
-        <w:numPr>
-          <w:ilvl w:val="0"/>
-          <w:numId w:val="62"/>
-        </w:numPr>
-        <w:rPr>
-          <w:b/>
-          <w:bCs/>
-          <w:i/>
-          <w:iCs/>
-          <w:sz w:val="20"/>
-          <w:szCs w:val="20"/>
-        </w:rPr>
-      </w:pPr>
-      <w:r>
-        <w:rPr>
-          <w:b/>
-          <w:bCs/>
-          <w:i/>
-          <w:iCs/>
+        <w:ind w:left="0"/>
+        <w:rPr>
+          <w:b/>
+          <w:bCs/>
+          <w:sz w:val="20"/>
+          <w:szCs w:val="20"/>
+        </w:rPr>
+      </w:pPr>
+      <w:r>
+        <w:rPr>
+          <w:b/>
+          <w:bCs/>
+          <w:sz w:val="20"/>
+          <w:szCs w:val="20"/>
+        </w:rPr>
+        <w:t xml:space="preserve">Q5. </w:t>
+      </w:r>
+      <w:r>
+        <w:rPr>
+          <w:b/>
+          <w:bCs/>
           <w:sz w:val="20"/>
           <w:szCs w:val="20"/>
         </w:rPr>
@@ -3160,17 +3484,25 @@
     <w:p>
       <w:pPr>
         <w:pStyle w:val="ListParagraph"/>
-        <w:numPr>
-          <w:ilvl w:val="0"/>
-          <w:numId w:val="52"/>
-        </w:numPr>
-        <w:rPr>
-          <w:i/>
-          <w:iCs/>
-          <w:sz w:val="20"/>
-          <w:szCs w:val="20"/>
-        </w:rPr>
-      </w:pPr>
+        <w:ind w:left="0"/>
+        <w:rPr>
+          <w:i/>
+          <w:iCs/>
+          <w:sz w:val="20"/>
+          <w:szCs w:val="20"/>
+        </w:rPr>
+      </w:pPr>
+      <w:r>
+        <w:rPr>
+          <w:b/>
+          <w:bCs/>
+          <w:i/>
+          <w:iCs/>
+          <w:sz w:val="20"/>
+          <w:szCs w:val="20"/>
+        </w:rPr>
+        <w:t xml:space="preserve">Q6. </w:t>
+      </w:r>
       <w:r>
         <w:rPr>
           <w:b/>
@@ -3256,19 +3588,38 @@
     <w:p>
       <w:pPr>
         <w:pStyle w:val="ListParagraph"/>
-        <w:numPr>
-          <w:ilvl w:val="0"/>
-          <w:numId w:val="72"/>
-        </w:numPr>
-        <w:rPr>
-          <w:b/>
-          <w:bCs/>
-          <w:i/>
-          <w:iCs/>
-          <w:sz w:val="20"/>
-          <w:szCs w:val="20"/>
-        </w:rPr>
-      </w:pPr>
+        <w:rPr>
+          <w:i/>
+          <w:iCs/>
+          <w:sz w:val="20"/>
+          <w:szCs w:val="20"/>
+        </w:rPr>
+      </w:pPr>
+    </w:p>
+    <w:p>
+      <w:pPr>
+        <w:pStyle w:val="ListParagraph"/>
+        <w:ind w:left="0"/>
+        <w:rPr>
+          <w:b/>
+          <w:bCs/>
+          <w:i/>
+          <w:iCs/>
+          <w:sz w:val="20"/>
+          <w:szCs w:val="20"/>
+        </w:rPr>
+      </w:pPr>
+      <w:r>
+        <w:rPr>
+          <w:b/>
+          <w:bCs/>
+          <w:i/>
+          <w:iCs/>
+          <w:sz w:val="20"/>
+          <w:szCs w:val="20"/>
+        </w:rPr>
+        <w:t xml:space="preserve">Q7. </w:t>
+      </w:r>
       <w:r>
         <w:rPr>
           <w:b/>
@@ -3344,7 +3695,7 @@
     <w:p>
       <w:pPr>
         <w:pStyle w:val="ListParagraph"/>
-        <w:ind w:left="0"/>
+        <w:ind w:left="360"/>
         <w:rPr>
           <w:sz w:val="20"/>
           <w:szCs w:val="20"/>
@@ -3354,17 +3705,23 @@
     <w:p>
       <w:pPr>
         <w:pStyle w:val="ListParagraph"/>
-        <w:numPr>
-          <w:ilvl w:val="0"/>
-          <w:numId w:val="71"/>
-        </w:numPr>
-        <w:rPr>
-          <w:b/>
-          <w:bCs/>
-          <w:sz w:val="20"/>
-          <w:szCs w:val="20"/>
-        </w:rPr>
-      </w:pPr>
+        <w:ind w:left="0"/>
+        <w:rPr>
+          <w:b/>
+          <w:bCs/>
+          <w:sz w:val="20"/>
+          <w:szCs w:val="20"/>
+        </w:rPr>
+      </w:pPr>
+      <w:r>
+        <w:rPr>
+          <w:b/>
+          <w:bCs/>
+          <w:sz w:val="20"/>
+          <w:szCs w:val="20"/>
+        </w:rPr>
+        <w:t xml:space="preserve">Q8. </w:t>
+      </w:r>
       <w:r>
         <w:rPr>
           <w:b/>
@@ -3433,10 +3790,584 @@
         <w:t xml:space="preserve"> # Lists all remote branches</w:t>
       </w:r>
     </w:p>
+    <w:p>
+      <w:pPr>
+        <w:rPr>
+          <w:sz w:val="20"/>
+          <w:szCs w:val="20"/>
+        </w:rPr>
+      </w:pPr>
+    </w:p>
+    <w:p>
+      <w:pPr>
+        <w:rPr>
+          <w:b/>
+          <w:bCs/>
+          <w:sz w:val="20"/>
+          <w:szCs w:val="20"/>
+        </w:rPr>
+      </w:pPr>
+      <w:r>
+        <w:rPr>
+          <w:b/>
+          <w:bCs/>
+          <w:sz w:val="20"/>
+          <w:szCs w:val="20"/>
+        </w:rPr>
+        <w:t xml:space="preserve">Q9. What is git merge? </w:t>
+      </w:r>
+    </w:p>
+    <w:p>
+      <w:pPr>
+        <w:pStyle w:val="ListParagraph"/>
+        <w:numPr>
+          <w:ilvl w:val="0"/>
+          <w:numId w:val="80"/>
+        </w:numPr>
+        <w:rPr>
+          <w:sz w:val="20"/>
+          <w:szCs w:val="20"/>
+        </w:rPr>
+      </w:pPr>
+      <w:r>
+        <w:rPr>
+          <w:sz w:val="20"/>
+          <w:szCs w:val="20"/>
+        </w:rPr>
+        <w:t xml:space="preserve">git merge </w:t>
+      </w:r>
+      <w:r>
+        <w:rPr>
+          <w:b/>
+          <w:bCs/>
+          <w:sz w:val="20"/>
+          <w:szCs w:val="20"/>
+        </w:rPr>
+        <w:t>integrates</w:t>
+      </w:r>
+      <w:r>
+        <w:rPr>
+          <w:sz w:val="20"/>
+          <w:szCs w:val="20"/>
+        </w:rPr>
+        <w:t xml:space="preserve"> changes from one branch into another. </w:t>
+      </w:r>
+    </w:p>
+    <w:p>
+      <w:pPr>
+        <w:pStyle w:val="ListParagraph"/>
+        <w:rPr>
+          <w:sz w:val="20"/>
+          <w:szCs w:val="20"/>
+        </w:rPr>
+      </w:pPr>
+      <w:r>
+        <w:rPr>
+          <w:b/>
+          <w:bCs/>
+          <w:i/>
+          <w:iCs/>
+          <w:sz w:val="20"/>
+          <w:szCs w:val="20"/>
+        </w:rPr>
+        <w:t>Example</w:t>
+      </w:r>
+      <w:r>
+        <w:rPr>
+          <w:sz w:val="20"/>
+          <w:szCs w:val="20"/>
+        </w:rPr>
+        <w:t xml:space="preserve">: </w:t>
+      </w:r>
+    </w:p>
+    <w:p>
+      <w:pPr>
+        <w:pStyle w:val="ListParagraph"/>
+        <w:numPr>
+          <w:ilvl w:val="0"/>
+          <w:numId w:val="81"/>
+        </w:numPr>
+        <w:rPr>
+          <w:sz w:val="20"/>
+          <w:szCs w:val="20"/>
+        </w:rPr>
+      </w:pPr>
+      <w:r>
+        <w:rPr>
+          <w:sz w:val="20"/>
+          <w:szCs w:val="20"/>
+        </w:rPr>
+        <w:t xml:space="preserve">git checkout main </w:t>
+      </w:r>
+    </w:p>
+    <w:p>
+      <w:pPr>
+        <w:pStyle w:val="ListParagraph"/>
+        <w:numPr>
+          <w:ilvl w:val="0"/>
+          <w:numId w:val="81"/>
+        </w:numPr>
+        <w:rPr>
+          <w:sz w:val="20"/>
+          <w:szCs w:val="20"/>
+        </w:rPr>
+      </w:pPr>
+      <w:r>
+        <w:rPr>
+          <w:sz w:val="20"/>
+          <w:szCs w:val="20"/>
+        </w:rPr>
+        <w:t>git merge feature-branch</w:t>
+      </w:r>
+    </w:p>
+    <w:p>
+      <w:pPr>
+        <w:rPr>
+          <w:b/>
+          <w:bCs/>
+          <w:sz w:val="20"/>
+          <w:szCs w:val="20"/>
+        </w:rPr>
+      </w:pPr>
+      <w:r>
+        <w:rPr>
+          <w:b/>
+          <w:bCs/>
+          <w:sz w:val="20"/>
+          <w:szCs w:val="20"/>
+        </w:rPr>
+        <w:t>Q10. What is a merge conflict and how is it resolved?</w:t>
+      </w:r>
+    </w:p>
+    <w:p>
+      <w:pPr>
+        <w:pStyle w:val="ListParagraph"/>
+        <w:numPr>
+          <w:ilvl w:val="0"/>
+          <w:numId w:val="82"/>
+        </w:numPr>
+        <w:rPr>
+          <w:sz w:val="20"/>
+          <w:szCs w:val="20"/>
+        </w:rPr>
+      </w:pPr>
+      <w:r>
+        <w:rPr>
+          <w:sz w:val="20"/>
+          <w:szCs w:val="20"/>
+        </w:rPr>
+        <w:t xml:space="preserve">A merge conflict occurs when Git cannot automatically combine code due to </w:t>
+      </w:r>
+      <w:r>
+        <w:rPr>
+          <w:b/>
+          <w:bCs/>
+          <w:i/>
+          <w:iCs/>
+          <w:sz w:val="20"/>
+          <w:szCs w:val="20"/>
+        </w:rPr>
+        <w:t>incompatible</w:t>
+      </w:r>
+      <w:r>
+        <w:rPr>
+          <w:sz w:val="20"/>
+          <w:szCs w:val="20"/>
+        </w:rPr>
+        <w:t xml:space="preserve"> changes.</w:t>
+      </w:r>
+    </w:p>
+    <w:p>
+      <w:pPr>
+        <w:pStyle w:val="ListParagraph"/>
+        <w:numPr>
+          <w:ilvl w:val="0"/>
+          <w:numId w:val="82"/>
+        </w:numPr>
+        <w:rPr>
+          <w:sz w:val="20"/>
+          <w:szCs w:val="20"/>
+        </w:rPr>
+      </w:pPr>
+      <w:r>
+        <w:rPr>
+          <w:sz w:val="20"/>
+          <w:szCs w:val="20"/>
+        </w:rPr>
+        <w:t xml:space="preserve">It must be resolved manually by editing the conflicted files, then using: </w:t>
+      </w:r>
+    </w:p>
+    <w:p>
+      <w:pPr>
+        <w:pStyle w:val="ListParagraph"/>
+        <w:numPr>
+          <w:ilvl w:val="1"/>
+          <w:numId w:val="82"/>
+        </w:numPr>
+        <w:rPr>
+          <w:b/>
+          <w:bCs/>
+          <w:sz w:val="20"/>
+          <w:szCs w:val="20"/>
+        </w:rPr>
+      </w:pPr>
+      <w:r>
+        <w:rPr>
+          <w:b/>
+          <w:bCs/>
+          <w:sz w:val="20"/>
+          <w:szCs w:val="20"/>
+        </w:rPr>
+        <w:t xml:space="preserve">git </w:t>
+      </w:r>
+      <w:proofErr w:type="gramStart"/>
+      <w:r>
+        <w:rPr>
+          <w:b/>
+          <w:bCs/>
+          <w:sz w:val="20"/>
+          <w:szCs w:val="20"/>
+        </w:rPr>
+        <w:t>add</w:t>
+      </w:r>
+      <w:proofErr w:type="gramEnd"/>
+      <w:r>
+        <w:rPr>
+          <w:b/>
+          <w:bCs/>
+          <w:sz w:val="20"/>
+          <w:szCs w:val="20"/>
+        </w:rPr>
+        <w:t xml:space="preserve"> </w:t>
+      </w:r>
+    </w:p>
+    <w:p>
+      <w:pPr>
+        <w:pStyle w:val="ListParagraph"/>
+        <w:numPr>
+          <w:ilvl w:val="1"/>
+          <w:numId w:val="82"/>
+        </w:numPr>
+        <w:rPr>
+          <w:b/>
+          <w:bCs/>
+          <w:sz w:val="20"/>
+          <w:szCs w:val="20"/>
+        </w:rPr>
+      </w:pPr>
+      <w:r>
+        <w:rPr>
+          <w:b/>
+          <w:bCs/>
+          <w:sz w:val="20"/>
+          <w:szCs w:val="20"/>
+        </w:rPr>
+        <w:t xml:space="preserve">git </w:t>
+      </w:r>
+      <w:proofErr w:type="gramStart"/>
+      <w:r>
+        <w:rPr>
+          <w:b/>
+          <w:bCs/>
+          <w:sz w:val="20"/>
+          <w:szCs w:val="20"/>
+        </w:rPr>
+        <w:t>commit</w:t>
+      </w:r>
+      <w:proofErr w:type="gramEnd"/>
+    </w:p>
+    <w:p>
+      <w:pPr>
+        <w:rPr>
+          <w:b/>
+          <w:bCs/>
+          <w:sz w:val="20"/>
+          <w:szCs w:val="20"/>
+        </w:rPr>
+      </w:pPr>
+      <w:r>
+        <w:rPr>
+          <w:b/>
+          <w:bCs/>
+          <w:sz w:val="20"/>
+          <w:szCs w:val="20"/>
+        </w:rPr>
+        <w:t xml:space="preserve">Q11. </w:t>
+      </w:r>
+      <w:r>
+        <w:rPr>
+          <w:b/>
+          <w:bCs/>
+          <w:sz w:val="20"/>
+          <w:szCs w:val="20"/>
+        </w:rPr>
+        <w:t xml:space="preserve">What is a remote repository in Git? </w:t>
+      </w:r>
+    </w:p>
+    <w:p>
+      <w:pPr>
+        <w:pStyle w:val="ListParagraph"/>
+        <w:numPr>
+          <w:ilvl w:val="0"/>
+          <w:numId w:val="83"/>
+        </w:numPr>
+        <w:rPr>
+          <w:sz w:val="20"/>
+          <w:szCs w:val="20"/>
+        </w:rPr>
+      </w:pPr>
+      <w:r>
+        <w:rPr>
+          <w:sz w:val="20"/>
+          <w:szCs w:val="20"/>
+        </w:rPr>
+        <w:t xml:space="preserve">A remote repository is a </w:t>
+      </w:r>
+      <w:r>
+        <w:rPr>
+          <w:b/>
+          <w:bCs/>
+          <w:sz w:val="20"/>
+          <w:szCs w:val="20"/>
+        </w:rPr>
+        <w:t>version</w:t>
+      </w:r>
+      <w:r>
+        <w:rPr>
+          <w:sz w:val="20"/>
+          <w:szCs w:val="20"/>
+        </w:rPr>
+        <w:t xml:space="preserve"> </w:t>
+      </w:r>
+      <w:r>
+        <w:rPr>
+          <w:b/>
+          <w:bCs/>
+          <w:sz w:val="20"/>
+          <w:szCs w:val="20"/>
+        </w:rPr>
+        <w:t>of your project</w:t>
+      </w:r>
+      <w:r>
+        <w:rPr>
+          <w:sz w:val="20"/>
+          <w:szCs w:val="20"/>
+        </w:rPr>
+        <w:t xml:space="preserve"> hosted on the internet (e.g., GitHub). It allows team </w:t>
+      </w:r>
+      <w:r>
+        <w:rPr>
+          <w:b/>
+          <w:bCs/>
+          <w:sz w:val="20"/>
+          <w:szCs w:val="20"/>
+        </w:rPr>
+        <w:t>collaboration</w:t>
+      </w:r>
+      <w:r>
+        <w:rPr>
+          <w:sz w:val="20"/>
+          <w:szCs w:val="20"/>
+        </w:rPr>
+        <w:t xml:space="preserve"> and </w:t>
+      </w:r>
+      <w:r>
+        <w:rPr>
+          <w:b/>
+          <w:bCs/>
+          <w:sz w:val="20"/>
+          <w:szCs w:val="20"/>
+        </w:rPr>
+        <w:t>centralized</w:t>
+      </w:r>
+      <w:r>
+        <w:rPr>
+          <w:sz w:val="20"/>
+          <w:szCs w:val="20"/>
+        </w:rPr>
+        <w:t xml:space="preserve"> access.</w:t>
+      </w:r>
+    </w:p>
+    <w:p>
+      <w:pPr>
+        <w:rPr>
+          <w:b/>
+          <w:bCs/>
+          <w:sz w:val="20"/>
+          <w:szCs w:val="20"/>
+        </w:rPr>
+      </w:pPr>
+      <w:r>
+        <w:rPr>
+          <w:b/>
+          <w:bCs/>
+          <w:sz w:val="20"/>
+          <w:szCs w:val="20"/>
+        </w:rPr>
+        <w:t xml:space="preserve">Q12. </w:t>
+      </w:r>
+      <w:r>
+        <w:rPr>
+          <w:b/>
+          <w:bCs/>
+          <w:sz w:val="20"/>
+          <w:szCs w:val="20"/>
+        </w:rPr>
+        <w:t xml:space="preserve">What does git clone do? </w:t>
+      </w:r>
+    </w:p>
+    <w:p>
+      <w:pPr>
+        <w:pStyle w:val="ListParagraph"/>
+        <w:numPr>
+          <w:ilvl w:val="0"/>
+          <w:numId w:val="83"/>
+        </w:numPr>
+        <w:rPr>
+          <w:sz w:val="20"/>
+          <w:szCs w:val="20"/>
+        </w:rPr>
+      </w:pPr>
+      <w:r>
+        <w:rPr>
+          <w:sz w:val="20"/>
+          <w:szCs w:val="20"/>
+        </w:rPr>
+        <w:t>git clone creates a local copy of a remote repository.</w:t>
+      </w:r>
+    </w:p>
+    <w:p>
+      <w:pPr>
+        <w:rPr>
+          <w:sz w:val="20"/>
+          <w:szCs w:val="20"/>
+        </w:rPr>
+      </w:pPr>
+      <w:r>
+        <w:rPr>
+          <w:b/>
+          <w:bCs/>
+          <w:sz w:val="20"/>
+          <w:szCs w:val="20"/>
+        </w:rPr>
+        <w:t xml:space="preserve">Q13. </w:t>
+      </w:r>
+      <w:r>
+        <w:rPr>
+          <w:b/>
+          <w:bCs/>
+          <w:sz w:val="20"/>
+          <w:szCs w:val="20"/>
+        </w:rPr>
+        <w:t>How do you check the current branch and list all branches?</w:t>
+      </w:r>
+      <w:r>
+        <w:rPr>
+          <w:sz w:val="20"/>
+          <w:szCs w:val="20"/>
+        </w:rPr>
+        <w:t xml:space="preserve"> </w:t>
+      </w:r>
+    </w:p>
+    <w:p>
+      <w:pPr>
+        <w:pStyle w:val="ListParagraph"/>
+        <w:numPr>
+          <w:ilvl w:val="0"/>
+          <w:numId w:val="83"/>
+        </w:numPr>
+        <w:rPr>
+          <w:sz w:val="20"/>
+          <w:szCs w:val="20"/>
+        </w:rPr>
+      </w:pPr>
+      <w:r>
+        <w:rPr>
+          <w:b/>
+          <w:bCs/>
+          <w:sz w:val="20"/>
+          <w:szCs w:val="20"/>
+        </w:rPr>
+        <w:t>git branch</w:t>
+      </w:r>
+      <w:r>
+        <w:rPr>
+          <w:sz w:val="20"/>
+          <w:szCs w:val="20"/>
+        </w:rPr>
+        <w:t xml:space="preserve"> </w:t>
+      </w:r>
+      <w:r>
+        <w:rPr>
+          <w:sz w:val="20"/>
+          <w:szCs w:val="20"/>
+        </w:rPr>
+        <w:t xml:space="preserve">      </w:t>
+      </w:r>
+      <w:r>
+        <w:rPr>
+          <w:sz w:val="20"/>
+          <w:szCs w:val="20"/>
+        </w:rPr>
+        <w:t xml:space="preserve"># Lists all local branches </w:t>
+      </w:r>
+    </w:p>
+    <w:p>
+      <w:pPr>
+        <w:pStyle w:val="ListParagraph"/>
+        <w:numPr>
+          <w:ilvl w:val="0"/>
+          <w:numId w:val="83"/>
+        </w:numPr>
+        <w:rPr>
+          <w:sz w:val="20"/>
+          <w:szCs w:val="20"/>
+        </w:rPr>
+      </w:pPr>
+      <w:r>
+        <w:rPr>
+          <w:b/>
+          <w:bCs/>
+          <w:sz w:val="20"/>
+          <w:szCs w:val="20"/>
+        </w:rPr>
+        <w:t>git branch -r</w:t>
+      </w:r>
+      <w:r>
+        <w:rPr>
+          <w:sz w:val="20"/>
+          <w:szCs w:val="20"/>
+        </w:rPr>
+        <w:t xml:space="preserve"> </w:t>
+      </w:r>
+      <w:r>
+        <w:rPr>
+          <w:sz w:val="20"/>
+          <w:szCs w:val="20"/>
+        </w:rPr>
+        <w:t xml:space="preserve">   </w:t>
+      </w:r>
+      <w:r>
+        <w:rPr>
+          <w:sz w:val="20"/>
+          <w:szCs w:val="20"/>
+        </w:rPr>
+        <w:t># Lists all remote branches</w:t>
+      </w:r>
+    </w:p>
+    <w:p>
+      <w:pPr>
+        <w:rPr>
+          <w:sz w:val="20"/>
+          <w:szCs w:val="20"/>
+        </w:rPr>
+      </w:pPr>
+    </w:p>
     <w:sectPr>
-      <w:pgSz w:w="11906" w:h="16838"/>
-      <w:pgMar w:top="1440" w:right="1440" w:bottom="1440" w:left="1440" w:header="708" w:footer="708" w:gutter="0"/>
-      <w:cols w:space="708"/>
+      <w:type w:val="continuous"/>
+      <w:pgSz w:w="11906" w:h="16838" w:code="9"/>
+      <w:pgMar w:top="720" w:right="720" w:bottom="720" w:left="720" w:header="708" w:footer="708" w:gutter="0"/>
+      <w:cols w:num="2" w:space="708"/>
       <w:docGrid w:linePitch="360"/>
     </w:sectPr>
   </w:body>
@@ -3568,7 +4499,7 @@
       <w:lvlText w:val=""/>
       <w:lvlJc w:val="left"/>
       <w:pPr>
-        <w:ind w:left="720" w:hanging="360"/>
+        <w:ind w:left="360" w:hanging="360"/>
       </w:pPr>
       <w:rPr>
         <w:rFonts w:ascii="Wingdings" w:hAnsi="Wingdings" w:hint="default"/>
@@ -3580,7 +4511,7 @@
       <w:lvlText w:val="o"/>
       <w:lvlJc w:val="left"/>
       <w:pPr>
-        <w:ind w:left="1440" w:hanging="360"/>
+        <w:ind w:left="1080" w:hanging="360"/>
       </w:pPr>
       <w:rPr>
         <w:rFonts w:ascii="Courier New" w:hAnsi="Courier New" w:cs="Courier New" w:hint="default"/>
@@ -3592,7 +4523,7 @@
       <w:lvlText w:val=""/>
       <w:lvlJc w:val="left"/>
       <w:pPr>
-        <w:ind w:left="2160" w:hanging="360"/>
+        <w:ind w:left="1800" w:hanging="360"/>
       </w:pPr>
       <w:rPr>
         <w:rFonts w:ascii="Wingdings" w:hAnsi="Wingdings" w:hint="default"/>
@@ -3604,7 +4535,7 @@
       <w:lvlText w:val=""/>
       <w:lvlJc w:val="left"/>
       <w:pPr>
-        <w:ind w:left="2880" w:hanging="360"/>
+        <w:ind w:left="2520" w:hanging="360"/>
       </w:pPr>
       <w:rPr>
         <w:rFonts w:ascii="Symbol" w:hAnsi="Symbol" w:hint="default"/>
@@ -3616,7 +4547,7 @@
       <w:lvlText w:val="o"/>
       <w:lvlJc w:val="left"/>
       <w:pPr>
-        <w:ind w:left="3600" w:hanging="360"/>
+        <w:ind w:left="3240" w:hanging="360"/>
       </w:pPr>
       <w:rPr>
         <w:rFonts w:ascii="Courier New" w:hAnsi="Courier New" w:cs="Courier New" w:hint="default"/>
@@ -3628,7 +4559,7 @@
       <w:lvlText w:val=""/>
       <w:lvlJc w:val="left"/>
       <w:pPr>
-        <w:ind w:left="4320" w:hanging="360"/>
+        <w:ind w:left="3960" w:hanging="360"/>
       </w:pPr>
       <w:rPr>
         <w:rFonts w:ascii="Wingdings" w:hAnsi="Wingdings" w:hint="default"/>
@@ -3640,7 +4571,7 @@
       <w:lvlText w:val=""/>
       <w:lvlJc w:val="left"/>
       <w:pPr>
-        <w:ind w:left="5040" w:hanging="360"/>
+        <w:ind w:left="4680" w:hanging="360"/>
       </w:pPr>
       <w:rPr>
         <w:rFonts w:ascii="Symbol" w:hAnsi="Symbol" w:hint="default"/>
@@ -3652,7 +4583,7 @@
       <w:lvlText w:val="o"/>
       <w:lvlJc w:val="left"/>
       <w:pPr>
-        <w:ind w:left="5760" w:hanging="360"/>
+        <w:ind w:left="5400" w:hanging="360"/>
       </w:pPr>
       <w:rPr>
         <w:rFonts w:ascii="Courier New" w:hAnsi="Courier New" w:cs="Courier New" w:hint="default"/>
@@ -3664,7 +4595,7 @@
       <w:lvlText w:val=""/>
       <w:lvlJc w:val="left"/>
       <w:pPr>
-        <w:ind w:left="6480" w:hanging="360"/>
+        <w:ind w:left="6120" w:hanging="360"/>
       </w:pPr>
       <w:rPr>
         <w:rFonts w:ascii="Wingdings" w:hAnsi="Wingdings" w:hint="default"/>
@@ -4124,6 +5055,95 @@
     </w:lvl>
   </w:abstractNum>
   <w:abstractNum w:abstractNumId="6" w15:restartNumberingAfterBreak="0">
+    <w:nsid w:val="0B3936E6"/>
+    <w:multiLevelType w:val="hybridMultilevel"/>
+    <w:tmpl w:val="01322494"/>
+    <w:lvl w:ilvl="0" w:tplc="40090005">
+      <w:start w:val="1"/>
+      <w:numFmt w:val="bullet"/>
+      <w:lvlText w:val=""/>
+      <w:lvlJc w:val="left"/>
+      <w:pPr>
+        <w:ind w:left="720" w:hanging="360"/>
+      </w:pPr>
+      <w:rPr>
+        <w:rFonts w:ascii="Wingdings" w:hAnsi="Wingdings" w:hint="default"/>
+      </w:rPr>
+    </w:lvl>
+    <w:lvl w:ilvl="1" w:tplc="FFFFFFFF" w:tentative="1">
+      <w:start w:val="1"/>
+      <w:numFmt w:val="lowerLetter"/>
+      <w:lvlText w:val="%2."/>
+      <w:lvlJc w:val="left"/>
+      <w:pPr>
+        <w:ind w:left="1440" w:hanging="360"/>
+      </w:pPr>
+    </w:lvl>
+    <w:lvl w:ilvl="2" w:tplc="FFFFFFFF" w:tentative="1">
+      <w:start w:val="1"/>
+      <w:numFmt w:val="lowerRoman"/>
+      <w:lvlText w:val="%3."/>
+      <w:lvlJc w:val="right"/>
+      <w:pPr>
+        <w:ind w:left="2160" w:hanging="180"/>
+      </w:pPr>
+    </w:lvl>
+    <w:lvl w:ilvl="3" w:tplc="FFFFFFFF" w:tentative="1">
+      <w:start w:val="1"/>
+      <w:numFmt w:val="decimal"/>
+      <w:lvlText w:val="%4."/>
+      <w:lvlJc w:val="left"/>
+      <w:pPr>
+        <w:ind w:left="2880" w:hanging="360"/>
+      </w:pPr>
+    </w:lvl>
+    <w:lvl w:ilvl="4" w:tplc="FFFFFFFF" w:tentative="1">
+      <w:start w:val="1"/>
+      <w:numFmt w:val="lowerLetter"/>
+      <w:lvlText w:val="%5."/>
+      <w:lvlJc w:val="left"/>
+      <w:pPr>
+        <w:ind w:left="3600" w:hanging="360"/>
+      </w:pPr>
+    </w:lvl>
+    <w:lvl w:ilvl="5" w:tplc="FFFFFFFF" w:tentative="1">
+      <w:start w:val="1"/>
+      <w:numFmt w:val="lowerRoman"/>
+      <w:lvlText w:val="%6."/>
+      <w:lvlJc w:val="right"/>
+      <w:pPr>
+        <w:ind w:left="4320" w:hanging="180"/>
+      </w:pPr>
+    </w:lvl>
+    <w:lvl w:ilvl="6" w:tplc="FFFFFFFF" w:tentative="1">
+      <w:start w:val="1"/>
+      <w:numFmt w:val="decimal"/>
+      <w:lvlText w:val="%7."/>
+      <w:lvlJc w:val="left"/>
+      <w:pPr>
+        <w:ind w:left="5040" w:hanging="360"/>
+      </w:pPr>
+    </w:lvl>
+    <w:lvl w:ilvl="7" w:tplc="FFFFFFFF" w:tentative="1">
+      <w:start w:val="1"/>
+      <w:numFmt w:val="lowerLetter"/>
+      <w:lvlText w:val="%8."/>
+      <w:lvlJc w:val="left"/>
+      <w:pPr>
+        <w:ind w:left="5760" w:hanging="360"/>
+      </w:pPr>
+    </w:lvl>
+    <w:lvl w:ilvl="8" w:tplc="FFFFFFFF" w:tentative="1">
+      <w:start w:val="1"/>
+      <w:numFmt w:val="lowerRoman"/>
+      <w:lvlText w:val="%9."/>
+      <w:lvlJc w:val="right"/>
+      <w:pPr>
+        <w:ind w:left="6480" w:hanging="180"/>
+      </w:pPr>
+    </w:lvl>
+  </w:abstractNum>
+  <w:abstractNum w:abstractNumId="7" w15:restartNumberingAfterBreak="0">
     <w:nsid w:val="0B8C2356"/>
     <w:multiLevelType w:val="hybridMultilevel"/>
     <w:tmpl w:val="900CB5C2"/>
@@ -4236,7 +5256,7 @@
       </w:rPr>
     </w:lvl>
   </w:abstractNum>
-  <w:abstractNum w:abstractNumId="7" w15:restartNumberingAfterBreak="0">
+  <w:abstractNum w:abstractNumId="8" w15:restartNumberingAfterBreak="0">
     <w:nsid w:val="0C152597"/>
     <w:multiLevelType w:val="hybridMultilevel"/>
     <w:tmpl w:val="E7B0F1B2"/>
@@ -4349,7 +5369,7 @@
       </w:rPr>
     </w:lvl>
   </w:abstractNum>
-  <w:abstractNum w:abstractNumId="8" w15:restartNumberingAfterBreak="0">
+  <w:abstractNum w:abstractNumId="9" w15:restartNumberingAfterBreak="0">
     <w:nsid w:val="0D106006"/>
     <w:multiLevelType w:val="hybridMultilevel"/>
     <w:tmpl w:val="2932A770"/>
@@ -4462,7 +5482,7 @@
       </w:rPr>
     </w:lvl>
   </w:abstractNum>
-  <w:abstractNum w:abstractNumId="9" w15:restartNumberingAfterBreak="0">
+  <w:abstractNum w:abstractNumId="10" w15:restartNumberingAfterBreak="0">
     <w:nsid w:val="0D71506C"/>
     <w:multiLevelType w:val="hybridMultilevel"/>
     <w:tmpl w:val="1F707114"/>
@@ -4575,7 +5595,7 @@
       </w:rPr>
     </w:lvl>
   </w:abstractNum>
-  <w:abstractNum w:abstractNumId="10" w15:restartNumberingAfterBreak="0">
+  <w:abstractNum w:abstractNumId="11" w15:restartNumberingAfterBreak="0">
     <w:nsid w:val="0DD96D7D"/>
     <w:multiLevelType w:val="hybridMultilevel"/>
     <w:tmpl w:val="DCEE5410"/>
@@ -4688,7 +5708,7 @@
       </w:rPr>
     </w:lvl>
   </w:abstractNum>
-  <w:abstractNum w:abstractNumId="11" w15:restartNumberingAfterBreak="0">
+  <w:abstractNum w:abstractNumId="12" w15:restartNumberingAfterBreak="0">
     <w:nsid w:val="0E003B6C"/>
     <w:multiLevelType w:val="hybridMultilevel"/>
     <w:tmpl w:val="B34873AE"/>
@@ -4803,7 +5823,7 @@
       </w:rPr>
     </w:lvl>
   </w:abstractNum>
-  <w:abstractNum w:abstractNumId="12" w15:restartNumberingAfterBreak="0">
+  <w:abstractNum w:abstractNumId="13" w15:restartNumberingAfterBreak="0">
     <w:nsid w:val="139D3120"/>
     <w:multiLevelType w:val="hybridMultilevel"/>
     <w:tmpl w:val="A6DCB1D8"/>
@@ -4916,7 +5936,7 @@
       </w:rPr>
     </w:lvl>
   </w:abstractNum>
-  <w:abstractNum w:abstractNumId="13" w15:restartNumberingAfterBreak="0">
+  <w:abstractNum w:abstractNumId="14" w15:restartNumberingAfterBreak="0">
     <w:nsid w:val="142220C3"/>
     <w:multiLevelType w:val="hybridMultilevel"/>
     <w:tmpl w:val="ABE64032"/>
@@ -5006,7 +6026,7 @@
       </w:pPr>
     </w:lvl>
   </w:abstractNum>
-  <w:abstractNum w:abstractNumId="14" w15:restartNumberingAfterBreak="0">
+  <w:abstractNum w:abstractNumId="15" w15:restartNumberingAfterBreak="0">
     <w:nsid w:val="189C53A9"/>
     <w:multiLevelType w:val="hybridMultilevel"/>
     <w:tmpl w:val="2C62F036"/>
@@ -5121,7 +6141,7 @@
       </w:rPr>
     </w:lvl>
   </w:abstractNum>
-  <w:abstractNum w:abstractNumId="15" w15:restartNumberingAfterBreak="0">
+  <w:abstractNum w:abstractNumId="16" w15:restartNumberingAfterBreak="0">
     <w:nsid w:val="1A212901"/>
     <w:multiLevelType w:val="hybridMultilevel"/>
     <w:tmpl w:val="8D58DBF6"/>
@@ -5234,7 +6254,120 @@
       </w:rPr>
     </w:lvl>
   </w:abstractNum>
-  <w:abstractNum w:abstractNumId="16" w15:restartNumberingAfterBreak="0">
+  <w:abstractNum w:abstractNumId="17" w15:restartNumberingAfterBreak="0">
+    <w:nsid w:val="1A3F2714"/>
+    <w:multiLevelType w:val="hybridMultilevel"/>
+    <w:tmpl w:val="D00E482A"/>
+    <w:lvl w:ilvl="0" w:tplc="40090005">
+      <w:start w:val="1"/>
+      <w:numFmt w:val="bullet"/>
+      <w:lvlText w:val=""/>
+      <w:lvlJc w:val="left"/>
+      <w:pPr>
+        <w:ind w:left="360" w:hanging="360"/>
+      </w:pPr>
+      <w:rPr>
+        <w:rFonts w:ascii="Wingdings" w:hAnsi="Wingdings" w:hint="default"/>
+      </w:rPr>
+    </w:lvl>
+    <w:lvl w:ilvl="1" w:tplc="40090003" w:tentative="1">
+      <w:start w:val="1"/>
+      <w:numFmt w:val="bullet"/>
+      <w:lvlText w:val="o"/>
+      <w:lvlJc w:val="left"/>
+      <w:pPr>
+        <w:ind w:left="1080" w:hanging="360"/>
+      </w:pPr>
+      <w:rPr>
+        <w:rFonts w:ascii="Courier New" w:hAnsi="Courier New" w:cs="Courier New" w:hint="default"/>
+      </w:rPr>
+    </w:lvl>
+    <w:lvl w:ilvl="2" w:tplc="40090005" w:tentative="1">
+      <w:start w:val="1"/>
+      <w:numFmt w:val="bullet"/>
+      <w:lvlText w:val=""/>
+      <w:lvlJc w:val="left"/>
+      <w:pPr>
+        <w:ind w:left="1800" w:hanging="360"/>
+      </w:pPr>
+      <w:rPr>
+        <w:rFonts w:ascii="Wingdings" w:hAnsi="Wingdings" w:hint="default"/>
+      </w:rPr>
+    </w:lvl>
+    <w:lvl w:ilvl="3" w:tplc="40090001" w:tentative="1">
+      <w:start w:val="1"/>
+      <w:numFmt w:val="bullet"/>
+      <w:lvlText w:val=""/>
+      <w:lvlJc w:val="left"/>
+      <w:pPr>
+        <w:ind w:left="2520" w:hanging="360"/>
+      </w:pPr>
+      <w:rPr>
+        <w:rFonts w:ascii="Symbol" w:hAnsi="Symbol" w:hint="default"/>
+      </w:rPr>
+    </w:lvl>
+    <w:lvl w:ilvl="4" w:tplc="40090003" w:tentative="1">
+      <w:start w:val="1"/>
+      <w:numFmt w:val="bullet"/>
+      <w:lvlText w:val="o"/>
+      <w:lvlJc w:val="left"/>
+      <w:pPr>
+        <w:ind w:left="3240" w:hanging="360"/>
+      </w:pPr>
+      <w:rPr>
+        <w:rFonts w:ascii="Courier New" w:hAnsi="Courier New" w:cs="Courier New" w:hint="default"/>
+      </w:rPr>
+    </w:lvl>
+    <w:lvl w:ilvl="5" w:tplc="40090005" w:tentative="1">
+      <w:start w:val="1"/>
+      <w:numFmt w:val="bullet"/>
+      <w:lvlText w:val=""/>
+      <w:lvlJc w:val="left"/>
+      <w:pPr>
+        <w:ind w:left="3960" w:hanging="360"/>
+      </w:pPr>
+      <w:rPr>
+        <w:rFonts w:ascii="Wingdings" w:hAnsi="Wingdings" w:hint="default"/>
+      </w:rPr>
+    </w:lvl>
+    <w:lvl w:ilvl="6" w:tplc="40090001" w:tentative="1">
+      <w:start w:val="1"/>
+      <w:numFmt w:val="bullet"/>
+      <w:lvlText w:val=""/>
+      <w:lvlJc w:val="left"/>
+      <w:pPr>
+        <w:ind w:left="4680" w:hanging="360"/>
+      </w:pPr>
+      <w:rPr>
+        <w:rFonts w:ascii="Symbol" w:hAnsi="Symbol" w:hint="default"/>
+      </w:rPr>
+    </w:lvl>
+    <w:lvl w:ilvl="7" w:tplc="40090003" w:tentative="1">
+      <w:start w:val="1"/>
+      <w:numFmt w:val="bullet"/>
+      <w:lvlText w:val="o"/>
+      <w:lvlJc w:val="left"/>
+      <w:pPr>
+        <w:ind w:left="5400" w:hanging="360"/>
+      </w:pPr>
+      <w:rPr>
+        <w:rFonts w:ascii="Courier New" w:hAnsi="Courier New" w:cs="Courier New" w:hint="default"/>
+      </w:rPr>
+    </w:lvl>
+    <w:lvl w:ilvl="8" w:tplc="40090005" w:tentative="1">
+      <w:start w:val="1"/>
+      <w:numFmt w:val="bullet"/>
+      <w:lvlText w:val=""/>
+      <w:lvlJc w:val="left"/>
+      <w:pPr>
+        <w:ind w:left="6120" w:hanging="360"/>
+      </w:pPr>
+      <w:rPr>
+        <w:rFonts w:ascii="Wingdings" w:hAnsi="Wingdings" w:hint="default"/>
+      </w:rPr>
+    </w:lvl>
+  </w:abstractNum>
+  <w:abstractNum w:abstractNumId="18" w15:restartNumberingAfterBreak="0">
     <w:nsid w:val="1B891A7D"/>
     <w:multiLevelType w:val="hybridMultilevel"/>
     <w:tmpl w:val="DB40EA8A"/>
@@ -5347,7 +6480,7 @@
       </w:rPr>
     </w:lvl>
   </w:abstractNum>
-  <w:abstractNum w:abstractNumId="17" w15:restartNumberingAfterBreak="0">
+  <w:abstractNum w:abstractNumId="19" w15:restartNumberingAfterBreak="0">
     <w:nsid w:val="1B943721"/>
     <w:multiLevelType w:val="hybridMultilevel"/>
     <w:tmpl w:val="57EA4554"/>
@@ -5460,7 +6593,7 @@
       </w:rPr>
     </w:lvl>
   </w:abstractNum>
-  <w:abstractNum w:abstractNumId="18" w15:restartNumberingAfterBreak="0">
+  <w:abstractNum w:abstractNumId="20" w15:restartNumberingAfterBreak="0">
     <w:nsid w:val="1C19335E"/>
     <w:multiLevelType w:val="hybridMultilevel"/>
     <w:tmpl w:val="C78A727E"/>
@@ -5573,7 +6706,7 @@
       </w:rPr>
     </w:lvl>
   </w:abstractNum>
-  <w:abstractNum w:abstractNumId="19" w15:restartNumberingAfterBreak="0">
+  <w:abstractNum w:abstractNumId="21" w15:restartNumberingAfterBreak="0">
     <w:nsid w:val="1D382B03"/>
     <w:multiLevelType w:val="hybridMultilevel"/>
     <w:tmpl w:val="C4BC1804"/>
@@ -5686,7 +6819,93 @@
       </w:rPr>
     </w:lvl>
   </w:abstractNum>
-  <w:abstractNum w:abstractNumId="20" w15:restartNumberingAfterBreak="0">
+  <w:abstractNum w:abstractNumId="22" w15:restartNumberingAfterBreak="0">
+    <w:nsid w:val="1E59793A"/>
+    <w:multiLevelType w:val="hybridMultilevel"/>
+    <w:tmpl w:val="F70E9714"/>
+    <w:lvl w:ilvl="0" w:tplc="4009000F">
+      <w:start w:val="1"/>
+      <w:numFmt w:val="decimal"/>
+      <w:lvlText w:val="%1."/>
+      <w:lvlJc w:val="left"/>
+      <w:pPr>
+        <w:ind w:left="720" w:hanging="360"/>
+      </w:pPr>
+    </w:lvl>
+    <w:lvl w:ilvl="1" w:tplc="40090019" w:tentative="1">
+      <w:start w:val="1"/>
+      <w:numFmt w:val="lowerLetter"/>
+      <w:lvlText w:val="%2."/>
+      <w:lvlJc w:val="left"/>
+      <w:pPr>
+        <w:ind w:left="1440" w:hanging="360"/>
+      </w:pPr>
+    </w:lvl>
+    <w:lvl w:ilvl="2" w:tplc="4009001B" w:tentative="1">
+      <w:start w:val="1"/>
+      <w:numFmt w:val="lowerRoman"/>
+      <w:lvlText w:val="%3."/>
+      <w:lvlJc w:val="right"/>
+      <w:pPr>
+        <w:ind w:left="2160" w:hanging="180"/>
+      </w:pPr>
+    </w:lvl>
+    <w:lvl w:ilvl="3" w:tplc="4009000F" w:tentative="1">
+      <w:start w:val="1"/>
+      <w:numFmt w:val="decimal"/>
+      <w:lvlText w:val="%4."/>
+      <w:lvlJc w:val="left"/>
+      <w:pPr>
+        <w:ind w:left="2880" w:hanging="360"/>
+      </w:pPr>
+    </w:lvl>
+    <w:lvl w:ilvl="4" w:tplc="40090019" w:tentative="1">
+      <w:start w:val="1"/>
+      <w:numFmt w:val="lowerLetter"/>
+      <w:lvlText w:val="%5."/>
+      <w:lvlJc w:val="left"/>
+      <w:pPr>
+        <w:ind w:left="3600" w:hanging="360"/>
+      </w:pPr>
+    </w:lvl>
+    <w:lvl w:ilvl="5" w:tplc="4009001B" w:tentative="1">
+      <w:start w:val="1"/>
+      <w:numFmt w:val="lowerRoman"/>
+      <w:lvlText w:val="%6."/>
+      <w:lvlJc w:val="right"/>
+      <w:pPr>
+        <w:ind w:left="4320" w:hanging="180"/>
+      </w:pPr>
+    </w:lvl>
+    <w:lvl w:ilvl="6" w:tplc="4009000F" w:tentative="1">
+      <w:start w:val="1"/>
+      <w:numFmt w:val="decimal"/>
+      <w:lvlText w:val="%7."/>
+      <w:lvlJc w:val="left"/>
+      <w:pPr>
+        <w:ind w:left="5040" w:hanging="360"/>
+      </w:pPr>
+    </w:lvl>
+    <w:lvl w:ilvl="7" w:tplc="40090019" w:tentative="1">
+      <w:start w:val="1"/>
+      <w:numFmt w:val="lowerLetter"/>
+      <w:lvlText w:val="%8."/>
+      <w:lvlJc w:val="left"/>
+      <w:pPr>
+        <w:ind w:left="5760" w:hanging="360"/>
+      </w:pPr>
+    </w:lvl>
+    <w:lvl w:ilvl="8" w:tplc="4009001B" w:tentative="1">
+      <w:start w:val="1"/>
+      <w:numFmt w:val="lowerRoman"/>
+      <w:lvlText w:val="%9."/>
+      <w:lvlJc w:val="right"/>
+      <w:pPr>
+        <w:ind w:left="6480" w:hanging="180"/>
+      </w:pPr>
+    </w:lvl>
+  </w:abstractNum>
+  <w:abstractNum w:abstractNumId="23" w15:restartNumberingAfterBreak="0">
     <w:nsid w:val="1F095CBC"/>
     <w:multiLevelType w:val="hybridMultilevel"/>
     <w:tmpl w:val="276CB32A"/>
@@ -5799,7 +7018,7 @@
       </w:rPr>
     </w:lvl>
   </w:abstractNum>
-  <w:abstractNum w:abstractNumId="21" w15:restartNumberingAfterBreak="0">
+  <w:abstractNum w:abstractNumId="24" w15:restartNumberingAfterBreak="0">
     <w:nsid w:val="204658F9"/>
     <w:multiLevelType w:val="hybridMultilevel"/>
     <w:tmpl w:val="63C8845E"/>
@@ -5912,7 +7131,7 @@
       </w:rPr>
     </w:lvl>
   </w:abstractNum>
-  <w:abstractNum w:abstractNumId="22" w15:restartNumberingAfterBreak="0">
+  <w:abstractNum w:abstractNumId="25" w15:restartNumberingAfterBreak="0">
     <w:nsid w:val="209E0D76"/>
     <w:multiLevelType w:val="hybridMultilevel"/>
     <w:tmpl w:val="4AD403E0"/>
@@ -6025,7 +7244,7 @@
       </w:rPr>
     </w:lvl>
   </w:abstractNum>
-  <w:abstractNum w:abstractNumId="23" w15:restartNumberingAfterBreak="0">
+  <w:abstractNum w:abstractNumId="26" w15:restartNumberingAfterBreak="0">
     <w:nsid w:val="220B2D27"/>
     <w:multiLevelType w:val="hybridMultilevel"/>
     <w:tmpl w:val="4D3E944E"/>
@@ -6138,7 +7357,120 @@
       </w:rPr>
     </w:lvl>
   </w:abstractNum>
-  <w:abstractNum w:abstractNumId="24" w15:restartNumberingAfterBreak="0">
+  <w:abstractNum w:abstractNumId="27" w15:restartNumberingAfterBreak="0">
+    <w:nsid w:val="23F064B1"/>
+    <w:multiLevelType w:val="hybridMultilevel"/>
+    <w:tmpl w:val="C01EE72E"/>
+    <w:lvl w:ilvl="0" w:tplc="40090005">
+      <w:start w:val="1"/>
+      <w:numFmt w:val="bullet"/>
+      <w:lvlText w:val=""/>
+      <w:lvlJc w:val="left"/>
+      <w:pPr>
+        <w:ind w:left="720" w:hanging="360"/>
+      </w:pPr>
+      <w:rPr>
+        <w:rFonts w:ascii="Wingdings" w:hAnsi="Wingdings" w:hint="default"/>
+      </w:rPr>
+    </w:lvl>
+    <w:lvl w:ilvl="1" w:tplc="40090003" w:tentative="1">
+      <w:start w:val="1"/>
+      <w:numFmt w:val="bullet"/>
+      <w:lvlText w:val="o"/>
+      <w:lvlJc w:val="left"/>
+      <w:pPr>
+        <w:ind w:left="1440" w:hanging="360"/>
+      </w:pPr>
+      <w:rPr>
+        <w:rFonts w:ascii="Courier New" w:hAnsi="Courier New" w:cs="Courier New" w:hint="default"/>
+      </w:rPr>
+    </w:lvl>
+    <w:lvl w:ilvl="2" w:tplc="40090005" w:tentative="1">
+      <w:start w:val="1"/>
+      <w:numFmt w:val="bullet"/>
+      <w:lvlText w:val=""/>
+      <w:lvlJc w:val="left"/>
+      <w:pPr>
+        <w:ind w:left="2160" w:hanging="360"/>
+      </w:pPr>
+      <w:rPr>
+        <w:rFonts w:ascii="Wingdings" w:hAnsi="Wingdings" w:hint="default"/>
+      </w:rPr>
+    </w:lvl>
+    <w:lvl w:ilvl="3" w:tplc="40090001" w:tentative="1">
+      <w:start w:val="1"/>
+      <w:numFmt w:val="bullet"/>
+      <w:lvlText w:val=""/>
+      <w:lvlJc w:val="left"/>
+      <w:pPr>
+        <w:ind w:left="2880" w:hanging="360"/>
+      </w:pPr>
+      <w:rPr>
+        <w:rFonts w:ascii="Symbol" w:hAnsi="Symbol" w:hint="default"/>
+      </w:rPr>
+    </w:lvl>
+    <w:lvl w:ilvl="4" w:tplc="40090003" w:tentative="1">
+      <w:start w:val="1"/>
+      <w:numFmt w:val="bullet"/>
+      <w:lvlText w:val="o"/>
+      <w:lvlJc w:val="left"/>
+      <w:pPr>
+        <w:ind w:left="3600" w:hanging="360"/>
+      </w:pPr>
+      <w:rPr>
+        <w:rFonts w:ascii="Courier New" w:hAnsi="Courier New" w:cs="Courier New" w:hint="default"/>
+      </w:rPr>
+    </w:lvl>
+    <w:lvl w:ilvl="5" w:tplc="40090005" w:tentative="1">
+      <w:start w:val="1"/>
+      <w:numFmt w:val="bullet"/>
+      <w:lvlText w:val=""/>
+      <w:lvlJc w:val="left"/>
+      <w:pPr>
+        <w:ind w:left="4320" w:hanging="360"/>
+      </w:pPr>
+      <w:rPr>
+        <w:rFonts w:ascii="Wingdings" w:hAnsi="Wingdings" w:hint="default"/>
+      </w:rPr>
+    </w:lvl>
+    <w:lvl w:ilvl="6" w:tplc="40090001" w:tentative="1">
+      <w:start w:val="1"/>
+      <w:numFmt w:val="bullet"/>
+      <w:lvlText w:val=""/>
+      <w:lvlJc w:val="left"/>
+      <w:pPr>
+        <w:ind w:left="5040" w:hanging="360"/>
+      </w:pPr>
+      <w:rPr>
+        <w:rFonts w:ascii="Symbol" w:hAnsi="Symbol" w:hint="default"/>
+      </w:rPr>
+    </w:lvl>
+    <w:lvl w:ilvl="7" w:tplc="40090003" w:tentative="1">
+      <w:start w:val="1"/>
+      <w:numFmt w:val="bullet"/>
+      <w:lvlText w:val="o"/>
+      <w:lvlJc w:val="left"/>
+      <w:pPr>
+        <w:ind w:left="5760" w:hanging="360"/>
+      </w:pPr>
+      <w:rPr>
+        <w:rFonts w:ascii="Courier New" w:hAnsi="Courier New" w:cs="Courier New" w:hint="default"/>
+      </w:rPr>
+    </w:lvl>
+    <w:lvl w:ilvl="8" w:tplc="40090005" w:tentative="1">
+      <w:start w:val="1"/>
+      <w:numFmt w:val="bullet"/>
+      <w:lvlText w:val=""/>
+      <w:lvlJc w:val="left"/>
+      <w:pPr>
+        <w:ind w:left="6480" w:hanging="360"/>
+      </w:pPr>
+      <w:rPr>
+        <w:rFonts w:ascii="Wingdings" w:hAnsi="Wingdings" w:hint="default"/>
+      </w:rPr>
+    </w:lvl>
+  </w:abstractNum>
+  <w:abstractNum w:abstractNumId="28" w15:restartNumberingAfterBreak="0">
     <w:nsid w:val="240C131C"/>
     <w:multiLevelType w:val="hybridMultilevel"/>
     <w:tmpl w:val="B5285756"/>
@@ -6251,7 +7583,7 @@
       </w:rPr>
     </w:lvl>
   </w:abstractNum>
-  <w:abstractNum w:abstractNumId="25" w15:restartNumberingAfterBreak="0">
+  <w:abstractNum w:abstractNumId="29" w15:restartNumberingAfterBreak="0">
     <w:nsid w:val="2BC3091B"/>
     <w:multiLevelType w:val="hybridMultilevel"/>
     <w:tmpl w:val="0D66585E"/>
@@ -6364,7 +7696,7 @@
       </w:rPr>
     </w:lvl>
   </w:abstractNum>
-  <w:abstractNum w:abstractNumId="26" w15:restartNumberingAfterBreak="0">
+  <w:abstractNum w:abstractNumId="30" w15:restartNumberingAfterBreak="0">
     <w:nsid w:val="2DCA50EE"/>
     <w:multiLevelType w:val="hybridMultilevel"/>
     <w:tmpl w:val="F0C0C018"/>
@@ -6477,7 +7809,7 @@
       </w:rPr>
     </w:lvl>
   </w:abstractNum>
-  <w:abstractNum w:abstractNumId="27" w15:restartNumberingAfterBreak="0">
+  <w:abstractNum w:abstractNumId="31" w15:restartNumberingAfterBreak="0">
     <w:nsid w:val="3098749E"/>
     <w:multiLevelType w:val="hybridMultilevel"/>
     <w:tmpl w:val="13DE752C"/>
@@ -6590,7 +7922,7 @@
       </w:rPr>
     </w:lvl>
   </w:abstractNum>
-  <w:abstractNum w:abstractNumId="28" w15:restartNumberingAfterBreak="0">
+  <w:abstractNum w:abstractNumId="32" w15:restartNumberingAfterBreak="0">
     <w:nsid w:val="32AB0767"/>
     <w:multiLevelType w:val="hybridMultilevel"/>
     <w:tmpl w:val="57DC2F14"/>
@@ -6703,7 +8035,7 @@
       </w:rPr>
     </w:lvl>
   </w:abstractNum>
-  <w:abstractNum w:abstractNumId="29" w15:restartNumberingAfterBreak="0">
+  <w:abstractNum w:abstractNumId="33" w15:restartNumberingAfterBreak="0">
     <w:nsid w:val="32CB646C"/>
     <w:multiLevelType w:val="hybridMultilevel"/>
     <w:tmpl w:val="A1B2BC80"/>
@@ -6816,7 +8148,7 @@
       </w:rPr>
     </w:lvl>
   </w:abstractNum>
-  <w:abstractNum w:abstractNumId="30" w15:restartNumberingAfterBreak="0">
+  <w:abstractNum w:abstractNumId="34" w15:restartNumberingAfterBreak="0">
     <w:nsid w:val="392E5313"/>
     <w:multiLevelType w:val="hybridMultilevel"/>
     <w:tmpl w:val="F6104770"/>
@@ -6906,7 +8238,7 @@
       </w:pPr>
     </w:lvl>
   </w:abstractNum>
-  <w:abstractNum w:abstractNumId="31" w15:restartNumberingAfterBreak="0">
+  <w:abstractNum w:abstractNumId="35" w15:restartNumberingAfterBreak="0">
     <w:nsid w:val="3DF51FC3"/>
     <w:multiLevelType w:val="hybridMultilevel"/>
     <w:tmpl w:val="BA0836D2"/>
@@ -7019,7 +8351,7 @@
       </w:rPr>
     </w:lvl>
   </w:abstractNum>
-  <w:abstractNum w:abstractNumId="32" w15:restartNumberingAfterBreak="0">
+  <w:abstractNum w:abstractNumId="36" w15:restartNumberingAfterBreak="0">
     <w:nsid w:val="3E7A09B2"/>
     <w:multiLevelType w:val="hybridMultilevel"/>
     <w:tmpl w:val="1BFE3094"/>
@@ -7132,7 +8464,7 @@
       </w:rPr>
     </w:lvl>
   </w:abstractNum>
-  <w:abstractNum w:abstractNumId="33" w15:restartNumberingAfterBreak="0">
+  <w:abstractNum w:abstractNumId="37" w15:restartNumberingAfterBreak="0">
     <w:nsid w:val="41093D4C"/>
     <w:multiLevelType w:val="hybridMultilevel"/>
     <w:tmpl w:val="BF769B32"/>
@@ -7245,7 +8577,7 @@
       </w:rPr>
     </w:lvl>
   </w:abstractNum>
-  <w:abstractNum w:abstractNumId="34" w15:restartNumberingAfterBreak="0">
+  <w:abstractNum w:abstractNumId="38" w15:restartNumberingAfterBreak="0">
     <w:nsid w:val="42340419"/>
     <w:multiLevelType w:val="hybridMultilevel"/>
     <w:tmpl w:val="2C8664D4"/>
@@ -7358,7 +8690,7 @@
       </w:rPr>
     </w:lvl>
   </w:abstractNum>
-  <w:abstractNum w:abstractNumId="35" w15:restartNumberingAfterBreak="0">
+  <w:abstractNum w:abstractNumId="39" w15:restartNumberingAfterBreak="0">
     <w:nsid w:val="451B5A2F"/>
     <w:multiLevelType w:val="hybridMultilevel"/>
     <w:tmpl w:val="EE98D3DC"/>
@@ -7471,7 +8803,7 @@
       </w:rPr>
     </w:lvl>
   </w:abstractNum>
-  <w:abstractNum w:abstractNumId="36" w15:restartNumberingAfterBreak="0">
+  <w:abstractNum w:abstractNumId="40" w15:restartNumberingAfterBreak="0">
     <w:nsid w:val="457A25EE"/>
     <w:multiLevelType w:val="hybridMultilevel"/>
     <w:tmpl w:val="FA120686"/>
@@ -7562,7 +8894,7 @@
       </w:pPr>
     </w:lvl>
   </w:abstractNum>
-  <w:abstractNum w:abstractNumId="37" w15:restartNumberingAfterBreak="0">
+  <w:abstractNum w:abstractNumId="41" w15:restartNumberingAfterBreak="0">
     <w:nsid w:val="46347E6D"/>
     <w:multiLevelType w:val="hybridMultilevel"/>
     <w:tmpl w:val="73C00E56"/>
@@ -7675,7 +9007,7 @@
       </w:rPr>
     </w:lvl>
   </w:abstractNum>
-  <w:abstractNum w:abstractNumId="38" w15:restartNumberingAfterBreak="0">
+  <w:abstractNum w:abstractNumId="42" w15:restartNumberingAfterBreak="0">
     <w:nsid w:val="49C673C8"/>
     <w:multiLevelType w:val="hybridMultilevel"/>
     <w:tmpl w:val="D2AEEB86"/>
@@ -7788,7 +9120,7 @@
       </w:rPr>
     </w:lvl>
   </w:abstractNum>
-  <w:abstractNum w:abstractNumId="39" w15:restartNumberingAfterBreak="0">
+  <w:abstractNum w:abstractNumId="43" w15:restartNumberingAfterBreak="0">
     <w:nsid w:val="4AA56BE0"/>
     <w:multiLevelType w:val="hybridMultilevel"/>
     <w:tmpl w:val="61904D0A"/>
@@ -7901,7 +9233,7 @@
       </w:rPr>
     </w:lvl>
   </w:abstractNum>
-  <w:abstractNum w:abstractNumId="40" w15:restartNumberingAfterBreak="0">
+  <w:abstractNum w:abstractNumId="44" w15:restartNumberingAfterBreak="0">
     <w:nsid w:val="4B281381"/>
     <w:multiLevelType w:val="hybridMultilevel"/>
     <w:tmpl w:val="E5B62F0C"/>
@@ -8014,7 +9346,96 @@
       </w:rPr>
     </w:lvl>
   </w:abstractNum>
-  <w:abstractNum w:abstractNumId="41" w15:restartNumberingAfterBreak="0">
+  <w:abstractNum w:abstractNumId="45" w15:restartNumberingAfterBreak="0">
+    <w:nsid w:val="4B553168"/>
+    <w:multiLevelType w:val="hybridMultilevel"/>
+    <w:tmpl w:val="9BD01BBA"/>
+    <w:lvl w:ilvl="0" w:tplc="40090005">
+      <w:start w:val="1"/>
+      <w:numFmt w:val="bullet"/>
+      <w:lvlText w:val=""/>
+      <w:lvlJc w:val="left"/>
+      <w:pPr>
+        <w:ind w:left="720" w:hanging="360"/>
+      </w:pPr>
+      <w:rPr>
+        <w:rFonts w:ascii="Wingdings" w:hAnsi="Wingdings" w:hint="default"/>
+      </w:rPr>
+    </w:lvl>
+    <w:lvl w:ilvl="1" w:tplc="FFFFFFFF" w:tentative="1">
+      <w:start w:val="1"/>
+      <w:numFmt w:val="lowerLetter"/>
+      <w:lvlText w:val="%2."/>
+      <w:lvlJc w:val="left"/>
+      <w:pPr>
+        <w:ind w:left="1440" w:hanging="360"/>
+      </w:pPr>
+    </w:lvl>
+    <w:lvl w:ilvl="2" w:tplc="FFFFFFFF" w:tentative="1">
+      <w:start w:val="1"/>
+      <w:numFmt w:val="lowerRoman"/>
+      <w:lvlText w:val="%3."/>
+      <w:lvlJc w:val="right"/>
+      <w:pPr>
+        <w:ind w:left="2160" w:hanging="180"/>
+      </w:pPr>
+    </w:lvl>
+    <w:lvl w:ilvl="3" w:tplc="FFFFFFFF" w:tentative="1">
+      <w:start w:val="1"/>
+      <w:numFmt w:val="decimal"/>
+      <w:lvlText w:val="%4."/>
+      <w:lvlJc w:val="left"/>
+      <w:pPr>
+        <w:ind w:left="2880" w:hanging="360"/>
+      </w:pPr>
+    </w:lvl>
+    <w:lvl w:ilvl="4" w:tplc="FFFFFFFF" w:tentative="1">
+      <w:start w:val="1"/>
+      <w:numFmt w:val="lowerLetter"/>
+      <w:lvlText w:val="%5."/>
+      <w:lvlJc w:val="left"/>
+      <w:pPr>
+        <w:ind w:left="3600" w:hanging="360"/>
+      </w:pPr>
+    </w:lvl>
+    <w:lvl w:ilvl="5" w:tplc="FFFFFFFF" w:tentative="1">
+      <w:start w:val="1"/>
+      <w:numFmt w:val="lowerRoman"/>
+      <w:lvlText w:val="%6."/>
+      <w:lvlJc w:val="right"/>
+      <w:pPr>
+        <w:ind w:left="4320" w:hanging="180"/>
+      </w:pPr>
+    </w:lvl>
+    <w:lvl w:ilvl="6" w:tplc="FFFFFFFF" w:tentative="1">
+      <w:start w:val="1"/>
+      <w:numFmt w:val="decimal"/>
+      <w:lvlText w:val="%7."/>
+      <w:lvlJc w:val="left"/>
+      <w:pPr>
+        <w:ind w:left="5040" w:hanging="360"/>
+      </w:pPr>
+    </w:lvl>
+    <w:lvl w:ilvl="7" w:tplc="FFFFFFFF" w:tentative="1">
+      <w:start w:val="1"/>
+      <w:numFmt w:val="lowerLetter"/>
+      <w:lvlText w:val="%8."/>
+      <w:lvlJc w:val="left"/>
+      <w:pPr>
+        <w:ind w:left="5760" w:hanging="360"/>
+      </w:pPr>
+    </w:lvl>
+    <w:lvl w:ilvl="8" w:tplc="FFFFFFFF" w:tentative="1">
+      <w:start w:val="1"/>
+      <w:numFmt w:val="lowerRoman"/>
+      <w:lvlText w:val="%9."/>
+      <w:lvlJc w:val="right"/>
+      <w:pPr>
+        <w:ind w:left="6480" w:hanging="180"/>
+      </w:pPr>
+    </w:lvl>
+  </w:abstractNum>
+  <w:abstractNum w:abstractNumId="46" w15:restartNumberingAfterBreak="0">
     <w:nsid w:val="4B7A5BCD"/>
     <w:multiLevelType w:val="hybridMultilevel"/>
     <w:tmpl w:val="2CCE1FF2"/>
@@ -8127,7 +9548,7 @@
       </w:rPr>
     </w:lvl>
   </w:abstractNum>
-  <w:abstractNum w:abstractNumId="42" w15:restartNumberingAfterBreak="0">
+  <w:abstractNum w:abstractNumId="47" w15:restartNumberingAfterBreak="0">
     <w:nsid w:val="4B886A3B"/>
     <w:multiLevelType w:val="hybridMultilevel"/>
     <w:tmpl w:val="54A0E406"/>
@@ -8240,7 +9661,7 @@
       </w:rPr>
     </w:lvl>
   </w:abstractNum>
-  <w:abstractNum w:abstractNumId="43" w15:restartNumberingAfterBreak="0">
+  <w:abstractNum w:abstractNumId="48" w15:restartNumberingAfterBreak="0">
     <w:nsid w:val="4B97125F"/>
     <w:multiLevelType w:val="hybridMultilevel"/>
     <w:tmpl w:val="63FE7736"/>
@@ -8353,7 +9774,7 @@
       </w:rPr>
     </w:lvl>
   </w:abstractNum>
-  <w:abstractNum w:abstractNumId="44" w15:restartNumberingAfterBreak="0">
+  <w:abstractNum w:abstractNumId="49" w15:restartNumberingAfterBreak="0">
     <w:nsid w:val="4BD914B4"/>
     <w:multiLevelType w:val="hybridMultilevel"/>
     <w:tmpl w:val="DD743560"/>
@@ -8466,7 +9887,7 @@
       </w:rPr>
     </w:lvl>
   </w:abstractNum>
-  <w:abstractNum w:abstractNumId="45" w15:restartNumberingAfterBreak="0">
+  <w:abstractNum w:abstractNumId="50" w15:restartNumberingAfterBreak="0">
     <w:nsid w:val="4E276450"/>
     <w:multiLevelType w:val="hybridMultilevel"/>
     <w:tmpl w:val="575E03F6"/>
@@ -8579,7 +10000,7 @@
       </w:rPr>
     </w:lvl>
   </w:abstractNum>
-  <w:abstractNum w:abstractNumId="46" w15:restartNumberingAfterBreak="0">
+  <w:abstractNum w:abstractNumId="51" w15:restartNumberingAfterBreak="0">
     <w:nsid w:val="4EDB69A6"/>
     <w:multiLevelType w:val="hybridMultilevel"/>
     <w:tmpl w:val="BB02AD48"/>
@@ -8692,7 +10113,7 @@
       </w:rPr>
     </w:lvl>
   </w:abstractNum>
-  <w:abstractNum w:abstractNumId="47" w15:restartNumberingAfterBreak="0">
+  <w:abstractNum w:abstractNumId="52" w15:restartNumberingAfterBreak="0">
     <w:nsid w:val="4F8145BC"/>
     <w:multiLevelType w:val="hybridMultilevel"/>
     <w:tmpl w:val="BA4A363C"/>
@@ -8805,7 +10226,7 @@
       </w:rPr>
     </w:lvl>
   </w:abstractNum>
-  <w:abstractNum w:abstractNumId="48" w15:restartNumberingAfterBreak="0">
+  <w:abstractNum w:abstractNumId="53" w15:restartNumberingAfterBreak="0">
     <w:nsid w:val="50D65AAF"/>
     <w:multiLevelType w:val="hybridMultilevel"/>
     <w:tmpl w:val="8DCE9358"/>
@@ -8918,7 +10339,206 @@
       </w:rPr>
     </w:lvl>
   </w:abstractNum>
-  <w:abstractNum w:abstractNumId="49" w15:restartNumberingAfterBreak="0">
+  <w:abstractNum w:abstractNumId="54" w15:restartNumberingAfterBreak="0">
+    <w:nsid w:val="570E0F4C"/>
+    <w:multiLevelType w:val="hybridMultilevel"/>
+    <w:tmpl w:val="03D66AFC"/>
+    <w:lvl w:ilvl="0" w:tplc="40090005">
+      <w:start w:val="1"/>
+      <w:numFmt w:val="bullet"/>
+      <w:lvlText w:val=""/>
+      <w:lvlJc w:val="left"/>
+      <w:pPr>
+        <w:ind w:left="764" w:hanging="360"/>
+      </w:pPr>
+      <w:rPr>
+        <w:rFonts w:ascii="Wingdings" w:hAnsi="Wingdings" w:hint="default"/>
+      </w:rPr>
+    </w:lvl>
+    <w:lvl w:ilvl="1" w:tplc="40090003">
+      <w:start w:val="1"/>
+      <w:numFmt w:val="bullet"/>
+      <w:lvlText w:val="o"/>
+      <w:lvlJc w:val="left"/>
+      <w:pPr>
+        <w:ind w:left="1484" w:hanging="360"/>
+      </w:pPr>
+      <w:rPr>
+        <w:rFonts w:ascii="Courier New" w:hAnsi="Courier New" w:cs="Courier New" w:hint="default"/>
+      </w:rPr>
+    </w:lvl>
+    <w:lvl w:ilvl="2" w:tplc="40090005" w:tentative="1">
+      <w:start w:val="1"/>
+      <w:numFmt w:val="bullet"/>
+      <w:lvlText w:val=""/>
+      <w:lvlJc w:val="left"/>
+      <w:pPr>
+        <w:ind w:left="2204" w:hanging="360"/>
+      </w:pPr>
+      <w:rPr>
+        <w:rFonts w:ascii="Wingdings" w:hAnsi="Wingdings" w:hint="default"/>
+      </w:rPr>
+    </w:lvl>
+    <w:lvl w:ilvl="3" w:tplc="40090001" w:tentative="1">
+      <w:start w:val="1"/>
+      <w:numFmt w:val="bullet"/>
+      <w:lvlText w:val=""/>
+      <w:lvlJc w:val="left"/>
+      <w:pPr>
+        <w:ind w:left="2924" w:hanging="360"/>
+      </w:pPr>
+      <w:rPr>
+        <w:rFonts w:ascii="Symbol" w:hAnsi="Symbol" w:hint="default"/>
+      </w:rPr>
+    </w:lvl>
+    <w:lvl w:ilvl="4" w:tplc="40090003" w:tentative="1">
+      <w:start w:val="1"/>
+      <w:numFmt w:val="bullet"/>
+      <w:lvlText w:val="o"/>
+      <w:lvlJc w:val="left"/>
+      <w:pPr>
+        <w:ind w:left="3644" w:hanging="360"/>
+      </w:pPr>
+      <w:rPr>
+        <w:rFonts w:ascii="Courier New" w:hAnsi="Courier New" w:cs="Courier New" w:hint="default"/>
+      </w:rPr>
+    </w:lvl>
+    <w:lvl w:ilvl="5" w:tplc="40090005" w:tentative="1">
+      <w:start w:val="1"/>
+      <w:numFmt w:val="bullet"/>
+      <w:lvlText w:val=""/>
+      <w:lvlJc w:val="left"/>
+      <w:pPr>
+        <w:ind w:left="4364" w:hanging="360"/>
+      </w:pPr>
+      <w:rPr>
+        <w:rFonts w:ascii="Wingdings" w:hAnsi="Wingdings" w:hint="default"/>
+      </w:rPr>
+    </w:lvl>
+    <w:lvl w:ilvl="6" w:tplc="40090001" w:tentative="1">
+      <w:start w:val="1"/>
+      <w:numFmt w:val="bullet"/>
+      <w:lvlText w:val=""/>
+      <w:lvlJc w:val="left"/>
+      <w:pPr>
+        <w:ind w:left="5084" w:hanging="360"/>
+      </w:pPr>
+      <w:rPr>
+        <w:rFonts w:ascii="Symbol" w:hAnsi="Symbol" w:hint="default"/>
+      </w:rPr>
+    </w:lvl>
+    <w:lvl w:ilvl="7" w:tplc="40090003" w:tentative="1">
+      <w:start w:val="1"/>
+      <w:numFmt w:val="bullet"/>
+      <w:lvlText w:val="o"/>
+      <w:lvlJc w:val="left"/>
+      <w:pPr>
+        <w:ind w:left="5804" w:hanging="360"/>
+      </w:pPr>
+      <w:rPr>
+        <w:rFonts w:ascii="Courier New" w:hAnsi="Courier New" w:cs="Courier New" w:hint="default"/>
+      </w:rPr>
+    </w:lvl>
+    <w:lvl w:ilvl="8" w:tplc="40090005" w:tentative="1">
+      <w:start w:val="1"/>
+      <w:numFmt w:val="bullet"/>
+      <w:lvlText w:val=""/>
+      <w:lvlJc w:val="left"/>
+      <w:pPr>
+        <w:ind w:left="6524" w:hanging="360"/>
+      </w:pPr>
+      <w:rPr>
+        <w:rFonts w:ascii="Wingdings" w:hAnsi="Wingdings" w:hint="default"/>
+      </w:rPr>
+    </w:lvl>
+  </w:abstractNum>
+  <w:abstractNum w:abstractNumId="55" w15:restartNumberingAfterBreak="0">
+    <w:nsid w:val="595B509C"/>
+    <w:multiLevelType w:val="hybridMultilevel"/>
+    <w:tmpl w:val="7FBA6488"/>
+    <w:lvl w:ilvl="0" w:tplc="4009000F">
+      <w:start w:val="1"/>
+      <w:numFmt w:val="decimal"/>
+      <w:lvlText w:val="%1."/>
+      <w:lvlJc w:val="left"/>
+      <w:pPr>
+        <w:ind w:left="720" w:hanging="360"/>
+      </w:pPr>
+    </w:lvl>
+    <w:lvl w:ilvl="1" w:tplc="40090019" w:tentative="1">
+      <w:start w:val="1"/>
+      <w:numFmt w:val="lowerLetter"/>
+      <w:lvlText w:val="%2."/>
+      <w:lvlJc w:val="left"/>
+      <w:pPr>
+        <w:ind w:left="1440" w:hanging="360"/>
+      </w:pPr>
+    </w:lvl>
+    <w:lvl w:ilvl="2" w:tplc="4009001B" w:tentative="1">
+      <w:start w:val="1"/>
+      <w:numFmt w:val="lowerRoman"/>
+      <w:lvlText w:val="%3."/>
+      <w:lvlJc w:val="right"/>
+      <w:pPr>
+        <w:ind w:left="2160" w:hanging="180"/>
+      </w:pPr>
+    </w:lvl>
+    <w:lvl w:ilvl="3" w:tplc="4009000F" w:tentative="1">
+      <w:start w:val="1"/>
+      <w:numFmt w:val="decimal"/>
+      <w:lvlText w:val="%4."/>
+      <w:lvlJc w:val="left"/>
+      <w:pPr>
+        <w:ind w:left="2880" w:hanging="360"/>
+      </w:pPr>
+    </w:lvl>
+    <w:lvl w:ilvl="4" w:tplc="40090019" w:tentative="1">
+      <w:start w:val="1"/>
+      <w:numFmt w:val="lowerLetter"/>
+      <w:lvlText w:val="%5."/>
+      <w:lvlJc w:val="left"/>
+      <w:pPr>
+        <w:ind w:left="3600" w:hanging="360"/>
+      </w:pPr>
+    </w:lvl>
+    <w:lvl w:ilvl="5" w:tplc="4009001B" w:tentative="1">
+      <w:start w:val="1"/>
+      <w:numFmt w:val="lowerRoman"/>
+      <w:lvlText w:val="%6."/>
+      <w:lvlJc w:val="right"/>
+      <w:pPr>
+        <w:ind w:left="4320" w:hanging="180"/>
+      </w:pPr>
+    </w:lvl>
+    <w:lvl w:ilvl="6" w:tplc="4009000F" w:tentative="1">
+      <w:start w:val="1"/>
+      <w:numFmt w:val="decimal"/>
+      <w:lvlText w:val="%7."/>
+      <w:lvlJc w:val="left"/>
+      <w:pPr>
+        <w:ind w:left="5040" w:hanging="360"/>
+      </w:pPr>
+    </w:lvl>
+    <w:lvl w:ilvl="7" w:tplc="40090019" w:tentative="1">
+      <w:start w:val="1"/>
+      <w:numFmt w:val="lowerLetter"/>
+      <w:lvlText w:val="%8."/>
+      <w:lvlJc w:val="left"/>
+      <w:pPr>
+        <w:ind w:left="5760" w:hanging="360"/>
+      </w:pPr>
+    </w:lvl>
+    <w:lvl w:ilvl="8" w:tplc="4009001B" w:tentative="1">
+      <w:start w:val="1"/>
+      <w:numFmt w:val="lowerRoman"/>
+      <w:lvlText w:val="%9."/>
+      <w:lvlJc w:val="right"/>
+      <w:pPr>
+        <w:ind w:left="6480" w:hanging="180"/>
+      </w:pPr>
+    </w:lvl>
+  </w:abstractNum>
+  <w:abstractNum w:abstractNumId="56" w15:restartNumberingAfterBreak="0">
     <w:nsid w:val="59710615"/>
     <w:multiLevelType w:val="hybridMultilevel"/>
     <w:tmpl w:val="20FE03D8"/>
@@ -9031,7 +10651,120 @@
       </w:rPr>
     </w:lvl>
   </w:abstractNum>
-  <w:abstractNum w:abstractNumId="50" w15:restartNumberingAfterBreak="0">
+  <w:abstractNum w:abstractNumId="57" w15:restartNumberingAfterBreak="0">
+    <w:nsid w:val="5A7C21EC"/>
+    <w:multiLevelType w:val="hybridMultilevel"/>
+    <w:tmpl w:val="7A628CB2"/>
+    <w:lvl w:ilvl="0" w:tplc="40090005">
+      <w:start w:val="1"/>
+      <w:numFmt w:val="bullet"/>
+      <w:lvlText w:val=""/>
+      <w:lvlJc w:val="left"/>
+      <w:pPr>
+        <w:ind w:left="720" w:hanging="360"/>
+      </w:pPr>
+      <w:rPr>
+        <w:rFonts w:ascii="Wingdings" w:hAnsi="Wingdings" w:hint="default"/>
+      </w:rPr>
+    </w:lvl>
+    <w:lvl w:ilvl="1" w:tplc="FFFFFFFF" w:tentative="1">
+      <w:start w:val="1"/>
+      <w:numFmt w:val="bullet"/>
+      <w:lvlText w:val="o"/>
+      <w:lvlJc w:val="left"/>
+      <w:pPr>
+        <w:ind w:left="1440" w:hanging="360"/>
+      </w:pPr>
+      <w:rPr>
+        <w:rFonts w:ascii="Courier New" w:hAnsi="Courier New" w:cs="Courier New" w:hint="default"/>
+      </w:rPr>
+    </w:lvl>
+    <w:lvl w:ilvl="2" w:tplc="FFFFFFFF" w:tentative="1">
+      <w:start w:val="1"/>
+      <w:numFmt w:val="bullet"/>
+      <w:lvlText w:val=""/>
+      <w:lvlJc w:val="left"/>
+      <w:pPr>
+        <w:ind w:left="2160" w:hanging="360"/>
+      </w:pPr>
+      <w:rPr>
+        <w:rFonts w:ascii="Wingdings" w:hAnsi="Wingdings" w:hint="default"/>
+      </w:rPr>
+    </w:lvl>
+    <w:lvl w:ilvl="3" w:tplc="FFFFFFFF" w:tentative="1">
+      <w:start w:val="1"/>
+      <w:numFmt w:val="bullet"/>
+      <w:lvlText w:val=""/>
+      <w:lvlJc w:val="left"/>
+      <w:pPr>
+        <w:ind w:left="2880" w:hanging="360"/>
+      </w:pPr>
+      <w:rPr>
+        <w:rFonts w:ascii="Symbol" w:hAnsi="Symbol" w:hint="default"/>
+      </w:rPr>
+    </w:lvl>
+    <w:lvl w:ilvl="4" w:tplc="FFFFFFFF" w:tentative="1">
+      <w:start w:val="1"/>
+      <w:numFmt w:val="bullet"/>
+      <w:lvlText w:val="o"/>
+      <w:lvlJc w:val="left"/>
+      <w:pPr>
+        <w:ind w:left="3600" w:hanging="360"/>
+      </w:pPr>
+      <w:rPr>
+        <w:rFonts w:ascii="Courier New" w:hAnsi="Courier New" w:cs="Courier New" w:hint="default"/>
+      </w:rPr>
+    </w:lvl>
+    <w:lvl w:ilvl="5" w:tplc="FFFFFFFF" w:tentative="1">
+      <w:start w:val="1"/>
+      <w:numFmt w:val="bullet"/>
+      <w:lvlText w:val=""/>
+      <w:lvlJc w:val="left"/>
+      <w:pPr>
+        <w:ind w:left="4320" w:hanging="360"/>
+      </w:pPr>
+      <w:rPr>
+        <w:rFonts w:ascii="Wingdings" w:hAnsi="Wingdings" w:hint="default"/>
+      </w:rPr>
+    </w:lvl>
+    <w:lvl w:ilvl="6" w:tplc="FFFFFFFF" w:tentative="1">
+      <w:start w:val="1"/>
+      <w:numFmt w:val="bullet"/>
+      <w:lvlText w:val=""/>
+      <w:lvlJc w:val="left"/>
+      <w:pPr>
+        <w:ind w:left="5040" w:hanging="360"/>
+      </w:pPr>
+      <w:rPr>
+        <w:rFonts w:ascii="Symbol" w:hAnsi="Symbol" w:hint="default"/>
+      </w:rPr>
+    </w:lvl>
+    <w:lvl w:ilvl="7" w:tplc="FFFFFFFF" w:tentative="1">
+      <w:start w:val="1"/>
+      <w:numFmt w:val="bullet"/>
+      <w:lvlText w:val="o"/>
+      <w:lvlJc w:val="left"/>
+      <w:pPr>
+        <w:ind w:left="5760" w:hanging="360"/>
+      </w:pPr>
+      <w:rPr>
+        <w:rFonts w:ascii="Courier New" w:hAnsi="Courier New" w:cs="Courier New" w:hint="default"/>
+      </w:rPr>
+    </w:lvl>
+    <w:lvl w:ilvl="8" w:tplc="FFFFFFFF" w:tentative="1">
+      <w:start w:val="1"/>
+      <w:numFmt w:val="bullet"/>
+      <w:lvlText w:val=""/>
+      <w:lvlJc w:val="left"/>
+      <w:pPr>
+        <w:ind w:left="6480" w:hanging="360"/>
+      </w:pPr>
+      <w:rPr>
+        <w:rFonts w:ascii="Wingdings" w:hAnsi="Wingdings" w:hint="default"/>
+      </w:rPr>
+    </w:lvl>
+  </w:abstractNum>
+  <w:abstractNum w:abstractNumId="58" w15:restartNumberingAfterBreak="0">
     <w:nsid w:val="5B0525B1"/>
     <w:multiLevelType w:val="hybridMultilevel"/>
     <w:tmpl w:val="6DBC3CBC"/>
@@ -9144,7 +10877,7 @@
       </w:rPr>
     </w:lvl>
   </w:abstractNum>
-  <w:abstractNum w:abstractNumId="51" w15:restartNumberingAfterBreak="0">
+  <w:abstractNum w:abstractNumId="59" w15:restartNumberingAfterBreak="0">
     <w:nsid w:val="5B43556B"/>
     <w:multiLevelType w:val="hybridMultilevel"/>
     <w:tmpl w:val="8152C71E"/>
@@ -9257,7 +10990,7 @@
       </w:rPr>
     </w:lvl>
   </w:abstractNum>
-  <w:abstractNum w:abstractNumId="52" w15:restartNumberingAfterBreak="0">
+  <w:abstractNum w:abstractNumId="60" w15:restartNumberingAfterBreak="0">
     <w:nsid w:val="5CC3611B"/>
     <w:multiLevelType w:val="hybridMultilevel"/>
     <w:tmpl w:val="331ACD6E"/>
@@ -9370,7 +11103,7 @@
       </w:rPr>
     </w:lvl>
   </w:abstractNum>
-  <w:abstractNum w:abstractNumId="53" w15:restartNumberingAfterBreak="0">
+  <w:abstractNum w:abstractNumId="61" w15:restartNumberingAfterBreak="0">
     <w:nsid w:val="5D6B20AF"/>
     <w:multiLevelType w:val="hybridMultilevel"/>
     <w:tmpl w:val="0464F194"/>
@@ -9483,7 +11216,7 @@
       </w:rPr>
     </w:lvl>
   </w:abstractNum>
-  <w:abstractNum w:abstractNumId="54" w15:restartNumberingAfterBreak="0">
+  <w:abstractNum w:abstractNumId="62" w15:restartNumberingAfterBreak="0">
     <w:nsid w:val="5EEA74D9"/>
     <w:multiLevelType w:val="hybridMultilevel"/>
     <w:tmpl w:val="DAD01CFE"/>
@@ -9596,7 +11329,7 @@
       </w:rPr>
     </w:lvl>
   </w:abstractNum>
-  <w:abstractNum w:abstractNumId="55" w15:restartNumberingAfterBreak="0">
+  <w:abstractNum w:abstractNumId="63" w15:restartNumberingAfterBreak="0">
     <w:nsid w:val="651118CA"/>
     <w:multiLevelType w:val="hybridMultilevel"/>
     <w:tmpl w:val="CE286D88"/>
@@ -9709,7 +11442,7 @@
       </w:rPr>
     </w:lvl>
   </w:abstractNum>
-  <w:abstractNum w:abstractNumId="56" w15:restartNumberingAfterBreak="0">
+  <w:abstractNum w:abstractNumId="64" w15:restartNumberingAfterBreak="0">
     <w:nsid w:val="675F7122"/>
     <w:multiLevelType w:val="hybridMultilevel"/>
     <w:tmpl w:val="4434DC2C"/>
@@ -9822,7 +11555,7 @@
       </w:rPr>
     </w:lvl>
   </w:abstractNum>
-  <w:abstractNum w:abstractNumId="57" w15:restartNumberingAfterBreak="0">
+  <w:abstractNum w:abstractNumId="65" w15:restartNumberingAfterBreak="0">
     <w:nsid w:val="69DB43AF"/>
     <w:multiLevelType w:val="hybridMultilevel"/>
     <w:tmpl w:val="BFEEAB0C"/>
@@ -9935,7 +11668,7 @@
       </w:rPr>
     </w:lvl>
   </w:abstractNum>
-  <w:abstractNum w:abstractNumId="58" w15:restartNumberingAfterBreak="0">
+  <w:abstractNum w:abstractNumId="66" w15:restartNumberingAfterBreak="0">
     <w:nsid w:val="6BCC49BE"/>
     <w:multiLevelType w:val="hybridMultilevel"/>
     <w:tmpl w:val="C14E6500"/>
@@ -10048,7 +11781,7 @@
       </w:rPr>
     </w:lvl>
   </w:abstractNum>
-  <w:abstractNum w:abstractNumId="59" w15:restartNumberingAfterBreak="0">
+  <w:abstractNum w:abstractNumId="67" w15:restartNumberingAfterBreak="0">
     <w:nsid w:val="6CEB4D23"/>
     <w:multiLevelType w:val="hybridMultilevel"/>
     <w:tmpl w:val="E6A02DCA"/>
@@ -10161,7 +11894,120 @@
       </w:rPr>
     </w:lvl>
   </w:abstractNum>
-  <w:abstractNum w:abstractNumId="60" w15:restartNumberingAfterBreak="0">
+  <w:abstractNum w:abstractNumId="68" w15:restartNumberingAfterBreak="0">
+    <w:nsid w:val="6DEE13C1"/>
+    <w:multiLevelType w:val="hybridMultilevel"/>
+    <w:tmpl w:val="EDBE33EC"/>
+    <w:lvl w:ilvl="0" w:tplc="40090005">
+      <w:start w:val="1"/>
+      <w:numFmt w:val="bullet"/>
+      <w:lvlText w:val=""/>
+      <w:lvlJc w:val="left"/>
+      <w:pPr>
+        <w:ind w:left="720" w:hanging="360"/>
+      </w:pPr>
+      <w:rPr>
+        <w:rFonts w:ascii="Wingdings" w:hAnsi="Wingdings" w:hint="default"/>
+      </w:rPr>
+    </w:lvl>
+    <w:lvl w:ilvl="1" w:tplc="40090003" w:tentative="1">
+      <w:start w:val="1"/>
+      <w:numFmt w:val="bullet"/>
+      <w:lvlText w:val="o"/>
+      <w:lvlJc w:val="left"/>
+      <w:pPr>
+        <w:ind w:left="1440" w:hanging="360"/>
+      </w:pPr>
+      <w:rPr>
+        <w:rFonts w:ascii="Courier New" w:hAnsi="Courier New" w:cs="Courier New" w:hint="default"/>
+      </w:rPr>
+    </w:lvl>
+    <w:lvl w:ilvl="2" w:tplc="40090005" w:tentative="1">
+      <w:start w:val="1"/>
+      <w:numFmt w:val="bullet"/>
+      <w:lvlText w:val=""/>
+      <w:lvlJc w:val="left"/>
+      <w:pPr>
+        <w:ind w:left="2160" w:hanging="360"/>
+      </w:pPr>
+      <w:rPr>
+        <w:rFonts w:ascii="Wingdings" w:hAnsi="Wingdings" w:hint="default"/>
+      </w:rPr>
+    </w:lvl>
+    <w:lvl w:ilvl="3" w:tplc="40090001" w:tentative="1">
+      <w:start w:val="1"/>
+      <w:numFmt w:val="bullet"/>
+      <w:lvlText w:val=""/>
+      <w:lvlJc w:val="left"/>
+      <w:pPr>
+        <w:ind w:left="2880" w:hanging="360"/>
+      </w:pPr>
+      <w:rPr>
+        <w:rFonts w:ascii="Symbol" w:hAnsi="Symbol" w:hint="default"/>
+      </w:rPr>
+    </w:lvl>
+    <w:lvl w:ilvl="4" w:tplc="40090003" w:tentative="1">
+      <w:start w:val="1"/>
+      <w:numFmt w:val="bullet"/>
+      <w:lvlText w:val="o"/>
+      <w:lvlJc w:val="left"/>
+      <w:pPr>
+        <w:ind w:left="3600" w:hanging="360"/>
+      </w:pPr>
+      <w:rPr>
+        <w:rFonts w:ascii="Courier New" w:hAnsi="Courier New" w:cs="Courier New" w:hint="default"/>
+      </w:rPr>
+    </w:lvl>
+    <w:lvl w:ilvl="5" w:tplc="40090005" w:tentative="1">
+      <w:start w:val="1"/>
+      <w:numFmt w:val="bullet"/>
+      <w:lvlText w:val=""/>
+      <w:lvlJc w:val="left"/>
+      <w:pPr>
+        <w:ind w:left="4320" w:hanging="360"/>
+      </w:pPr>
+      <w:rPr>
+        <w:rFonts w:ascii="Wingdings" w:hAnsi="Wingdings" w:hint="default"/>
+      </w:rPr>
+    </w:lvl>
+    <w:lvl w:ilvl="6" w:tplc="40090001" w:tentative="1">
+      <w:start w:val="1"/>
+      <w:numFmt w:val="bullet"/>
+      <w:lvlText w:val=""/>
+      <w:lvlJc w:val="left"/>
+      <w:pPr>
+        <w:ind w:left="5040" w:hanging="360"/>
+      </w:pPr>
+      <w:rPr>
+        <w:rFonts w:ascii="Symbol" w:hAnsi="Symbol" w:hint="default"/>
+      </w:rPr>
+    </w:lvl>
+    <w:lvl w:ilvl="7" w:tplc="40090003" w:tentative="1">
+      <w:start w:val="1"/>
+      <w:numFmt w:val="bullet"/>
+      <w:lvlText w:val="o"/>
+      <w:lvlJc w:val="left"/>
+      <w:pPr>
+        <w:ind w:left="5760" w:hanging="360"/>
+      </w:pPr>
+      <w:rPr>
+        <w:rFonts w:ascii="Courier New" w:hAnsi="Courier New" w:cs="Courier New" w:hint="default"/>
+      </w:rPr>
+    </w:lvl>
+    <w:lvl w:ilvl="8" w:tplc="40090005" w:tentative="1">
+      <w:start w:val="1"/>
+      <w:numFmt w:val="bullet"/>
+      <w:lvlText w:val=""/>
+      <w:lvlJc w:val="left"/>
+      <w:pPr>
+        <w:ind w:left="6480" w:hanging="360"/>
+      </w:pPr>
+      <w:rPr>
+        <w:rFonts w:ascii="Wingdings" w:hAnsi="Wingdings" w:hint="default"/>
+      </w:rPr>
+    </w:lvl>
+  </w:abstractNum>
+  <w:abstractNum w:abstractNumId="69" w15:restartNumberingAfterBreak="0">
     <w:nsid w:val="6E03383F"/>
     <w:multiLevelType w:val="hybridMultilevel"/>
     <w:tmpl w:val="0EA646D0"/>
@@ -10274,7 +12120,7 @@
       </w:rPr>
     </w:lvl>
   </w:abstractNum>
-  <w:abstractNum w:abstractNumId="61" w15:restartNumberingAfterBreak="0">
+  <w:abstractNum w:abstractNumId="70" w15:restartNumberingAfterBreak="0">
     <w:nsid w:val="70E60A42"/>
     <w:multiLevelType w:val="hybridMultilevel"/>
     <w:tmpl w:val="7BFE2ED8"/>
@@ -10387,7 +12233,7 @@
       </w:rPr>
     </w:lvl>
   </w:abstractNum>
-  <w:abstractNum w:abstractNumId="62" w15:restartNumberingAfterBreak="0">
+  <w:abstractNum w:abstractNumId="71" w15:restartNumberingAfterBreak="0">
     <w:nsid w:val="713E32FE"/>
     <w:multiLevelType w:val="hybridMultilevel"/>
     <w:tmpl w:val="E2E0649E"/>
@@ -10500,7 +12346,7 @@
       </w:rPr>
     </w:lvl>
   </w:abstractNum>
-  <w:abstractNum w:abstractNumId="63" w15:restartNumberingAfterBreak="0">
+  <w:abstractNum w:abstractNumId="72" w15:restartNumberingAfterBreak="0">
     <w:nsid w:val="72433796"/>
     <w:multiLevelType w:val="hybridMultilevel"/>
     <w:tmpl w:val="F44CAD8C"/>
@@ -10613,7 +12459,7 @@
       </w:rPr>
     </w:lvl>
   </w:abstractNum>
-  <w:abstractNum w:abstractNumId="64" w15:restartNumberingAfterBreak="0">
+  <w:abstractNum w:abstractNumId="73" w15:restartNumberingAfterBreak="0">
     <w:nsid w:val="728246BB"/>
     <w:multiLevelType w:val="hybridMultilevel"/>
     <w:tmpl w:val="AE44F1EE"/>
@@ -10726,7 +12572,7 @@
       </w:rPr>
     </w:lvl>
   </w:abstractNum>
-  <w:abstractNum w:abstractNumId="65" w15:restartNumberingAfterBreak="0">
+  <w:abstractNum w:abstractNumId="74" w15:restartNumberingAfterBreak="0">
     <w:nsid w:val="75050249"/>
     <w:multiLevelType w:val="hybridMultilevel"/>
     <w:tmpl w:val="A3FA283C"/>
@@ -10839,10 +12685,10 @@
       </w:rPr>
     </w:lvl>
   </w:abstractNum>
-  <w:abstractNum w:abstractNumId="66" w15:restartNumberingAfterBreak="0">
+  <w:abstractNum w:abstractNumId="75" w15:restartNumberingAfterBreak="0">
     <w:nsid w:val="758B25D0"/>
     <w:multiLevelType w:val="hybridMultilevel"/>
-    <w:tmpl w:val="9CE8D944"/>
+    <w:tmpl w:val="4A040926"/>
     <w:lvl w:ilvl="0" w:tplc="40090005">
       <w:start w:val="1"/>
       <w:numFmt w:val="bullet"/>
@@ -10952,7 +12798,7 @@
       </w:rPr>
     </w:lvl>
   </w:abstractNum>
-  <w:abstractNum w:abstractNumId="67" w15:restartNumberingAfterBreak="0">
+  <w:abstractNum w:abstractNumId="76" w15:restartNumberingAfterBreak="0">
     <w:nsid w:val="77AE2071"/>
     <w:multiLevelType w:val="hybridMultilevel"/>
     <w:tmpl w:val="EF624CE6"/>
@@ -11065,7 +12911,7 @@
       </w:rPr>
     </w:lvl>
   </w:abstractNum>
-  <w:abstractNum w:abstractNumId="68" w15:restartNumberingAfterBreak="0">
+  <w:abstractNum w:abstractNumId="77" w15:restartNumberingAfterBreak="0">
     <w:nsid w:val="77AF3B6B"/>
     <w:multiLevelType w:val="hybridMultilevel"/>
     <w:tmpl w:val="D4B4BC38"/>
@@ -11178,7 +13024,7 @@
       </w:rPr>
     </w:lvl>
   </w:abstractNum>
-  <w:abstractNum w:abstractNumId="69" w15:restartNumberingAfterBreak="0">
+  <w:abstractNum w:abstractNumId="78" w15:restartNumberingAfterBreak="0">
     <w:nsid w:val="7AA5637C"/>
     <w:multiLevelType w:val="hybridMultilevel"/>
     <w:tmpl w:val="BD6EC26C"/>
@@ -11291,7 +13137,7 @@
       </w:rPr>
     </w:lvl>
   </w:abstractNum>
-  <w:abstractNum w:abstractNumId="70" w15:restartNumberingAfterBreak="0">
+  <w:abstractNum w:abstractNumId="79" w15:restartNumberingAfterBreak="0">
     <w:nsid w:val="7B467D2A"/>
     <w:multiLevelType w:val="hybridMultilevel"/>
     <w:tmpl w:val="1A827104"/>
@@ -11404,7 +13250,7 @@
       </w:rPr>
     </w:lvl>
   </w:abstractNum>
-  <w:abstractNum w:abstractNumId="71" w15:restartNumberingAfterBreak="0">
+  <w:abstractNum w:abstractNumId="80" w15:restartNumberingAfterBreak="0">
     <w:nsid w:val="7B675FCD"/>
     <w:multiLevelType w:val="hybridMultilevel"/>
     <w:tmpl w:val="A8B6EBAE"/>
@@ -11517,7 +13363,7 @@
       </w:rPr>
     </w:lvl>
   </w:abstractNum>
-  <w:abstractNum w:abstractNumId="72" w15:restartNumberingAfterBreak="0">
+  <w:abstractNum w:abstractNumId="81" w15:restartNumberingAfterBreak="0">
     <w:nsid w:val="7D2A1981"/>
     <w:multiLevelType w:val="hybridMultilevel"/>
     <w:tmpl w:val="269C9472"/>
@@ -11630,7 +13476,7 @@
       </w:rPr>
     </w:lvl>
   </w:abstractNum>
-  <w:abstractNum w:abstractNumId="73" w15:restartNumberingAfterBreak="0">
+  <w:abstractNum w:abstractNumId="82" w15:restartNumberingAfterBreak="0">
     <w:nsid w:val="7DD41135"/>
     <w:multiLevelType w:val="hybridMultilevel"/>
     <w:tmpl w:val="C0784C3A"/>
@@ -11744,157 +13590,157 @@
     </w:lvl>
   </w:abstractNum>
   <w:num w:numId="1" w16cid:durableId="1148086329">
-    <w:abstractNumId w:val="16"/>
+    <w:abstractNumId w:val="18"/>
   </w:num>
   <w:num w:numId="2" w16cid:durableId="961376422">
-    <w:abstractNumId w:val="50"/>
+    <w:abstractNumId w:val="58"/>
   </w:num>
   <w:num w:numId="3" w16cid:durableId="1115782743">
-    <w:abstractNumId w:val="25"/>
+    <w:abstractNumId w:val="29"/>
   </w:num>
   <w:num w:numId="4" w16cid:durableId="1375930700">
-    <w:abstractNumId w:val="46"/>
+    <w:abstractNumId w:val="51"/>
   </w:num>
   <w:num w:numId="5" w16cid:durableId="1001929153">
-    <w:abstractNumId w:val="48"/>
+    <w:abstractNumId w:val="53"/>
   </w:num>
   <w:num w:numId="6" w16cid:durableId="1883783178">
-    <w:abstractNumId w:val="6"/>
+    <w:abstractNumId w:val="7"/>
   </w:num>
   <w:num w:numId="7" w16cid:durableId="1390419877">
-    <w:abstractNumId w:val="24"/>
+    <w:abstractNumId w:val="28"/>
   </w:num>
   <w:num w:numId="8" w16cid:durableId="665473632">
-    <w:abstractNumId w:val="57"/>
+    <w:abstractNumId w:val="65"/>
   </w:num>
   <w:num w:numId="9" w16cid:durableId="1374886867">
-    <w:abstractNumId w:val="18"/>
+    <w:abstractNumId w:val="20"/>
   </w:num>
   <w:num w:numId="10" w16cid:durableId="47386052">
-    <w:abstractNumId w:val="47"/>
+    <w:abstractNumId w:val="52"/>
   </w:num>
   <w:num w:numId="11" w16cid:durableId="1202281329">
-    <w:abstractNumId w:val="64"/>
+    <w:abstractNumId w:val="73"/>
   </w:num>
   <w:num w:numId="12" w16cid:durableId="1562866615">
-    <w:abstractNumId w:val="7"/>
+    <w:abstractNumId w:val="8"/>
   </w:num>
   <w:num w:numId="13" w16cid:durableId="722948113">
-    <w:abstractNumId w:val="10"/>
+    <w:abstractNumId w:val="11"/>
   </w:num>
   <w:num w:numId="14" w16cid:durableId="897285608">
-    <w:abstractNumId w:val="63"/>
+    <w:abstractNumId w:val="72"/>
   </w:num>
   <w:num w:numId="15" w16cid:durableId="1816339044">
-    <w:abstractNumId w:val="34"/>
+    <w:abstractNumId w:val="38"/>
   </w:num>
   <w:num w:numId="16" w16cid:durableId="2129203919">
-    <w:abstractNumId w:val="71"/>
+    <w:abstractNumId w:val="80"/>
   </w:num>
   <w:num w:numId="17" w16cid:durableId="1530684875">
-    <w:abstractNumId w:val="52"/>
+    <w:abstractNumId w:val="60"/>
   </w:num>
   <w:num w:numId="18" w16cid:durableId="1946158800">
-    <w:abstractNumId w:val="20"/>
+    <w:abstractNumId w:val="23"/>
   </w:num>
   <w:num w:numId="19" w16cid:durableId="525406562">
-    <w:abstractNumId w:val="32"/>
+    <w:abstractNumId w:val="36"/>
   </w:num>
   <w:num w:numId="20" w16cid:durableId="1106728898">
     <w:abstractNumId w:val="1"/>
   </w:num>
   <w:num w:numId="21" w16cid:durableId="521288431">
-    <w:abstractNumId w:val="21"/>
+    <w:abstractNumId w:val="24"/>
   </w:num>
   <w:num w:numId="22" w16cid:durableId="1497724188">
     <w:abstractNumId w:val="2"/>
   </w:num>
   <w:num w:numId="23" w16cid:durableId="1983807201">
-    <w:abstractNumId w:val="40"/>
+    <w:abstractNumId w:val="44"/>
   </w:num>
   <w:num w:numId="24" w16cid:durableId="261189335">
-    <w:abstractNumId w:val="70"/>
+    <w:abstractNumId w:val="79"/>
   </w:num>
   <w:num w:numId="25" w16cid:durableId="582105771">
-    <w:abstractNumId w:val="55"/>
+    <w:abstractNumId w:val="63"/>
   </w:num>
   <w:num w:numId="26" w16cid:durableId="243954026">
-    <w:abstractNumId w:val="42"/>
+    <w:abstractNumId w:val="47"/>
   </w:num>
   <w:num w:numId="27" w16cid:durableId="377974787">
-    <w:abstractNumId w:val="69"/>
+    <w:abstractNumId w:val="78"/>
   </w:num>
   <w:num w:numId="28" w16cid:durableId="2143686823">
-    <w:abstractNumId w:val="35"/>
+    <w:abstractNumId w:val="39"/>
   </w:num>
   <w:num w:numId="29" w16cid:durableId="960037949">
-    <w:abstractNumId w:val="33"/>
+    <w:abstractNumId w:val="37"/>
   </w:num>
   <w:num w:numId="30" w16cid:durableId="1771008256">
-    <w:abstractNumId w:val="41"/>
+    <w:abstractNumId w:val="46"/>
   </w:num>
   <w:num w:numId="31" w16cid:durableId="112209068">
-    <w:abstractNumId w:val="9"/>
+    <w:abstractNumId w:val="10"/>
   </w:num>
   <w:num w:numId="32" w16cid:durableId="1859615054">
-    <w:abstractNumId w:val="65"/>
+    <w:abstractNumId w:val="74"/>
   </w:num>
   <w:num w:numId="33" w16cid:durableId="689333798">
-    <w:abstractNumId w:val="72"/>
+    <w:abstractNumId w:val="81"/>
   </w:num>
   <w:num w:numId="34" w16cid:durableId="2124884326">
-    <w:abstractNumId w:val="59"/>
+    <w:abstractNumId w:val="67"/>
   </w:num>
   <w:num w:numId="35" w16cid:durableId="255287321">
-    <w:abstractNumId w:val="49"/>
+    <w:abstractNumId w:val="56"/>
   </w:num>
   <w:num w:numId="36" w16cid:durableId="590241725">
-    <w:abstractNumId w:val="13"/>
+    <w:abstractNumId w:val="14"/>
   </w:num>
   <w:num w:numId="37" w16cid:durableId="842207899">
-    <w:abstractNumId w:val="62"/>
+    <w:abstractNumId w:val="71"/>
   </w:num>
   <w:num w:numId="38" w16cid:durableId="592936164">
-    <w:abstractNumId w:val="15"/>
+    <w:abstractNumId w:val="16"/>
   </w:num>
   <w:num w:numId="39" w16cid:durableId="1931809812">
     <w:abstractNumId w:val="5"/>
   </w:num>
   <w:num w:numId="40" w16cid:durableId="1523588542">
-    <w:abstractNumId w:val="23"/>
+    <w:abstractNumId w:val="26"/>
   </w:num>
   <w:num w:numId="41" w16cid:durableId="1784373542">
-    <w:abstractNumId w:val="37"/>
+    <w:abstractNumId w:val="41"/>
   </w:num>
   <w:num w:numId="42" w16cid:durableId="1804343357">
     <w:abstractNumId w:val="3"/>
   </w:num>
   <w:num w:numId="43" w16cid:durableId="234976436">
-    <w:abstractNumId w:val="38"/>
+    <w:abstractNumId w:val="42"/>
   </w:num>
   <w:num w:numId="44" w16cid:durableId="1232156300">
-    <w:abstractNumId w:val="45"/>
+    <w:abstractNumId w:val="50"/>
   </w:num>
   <w:num w:numId="45" w16cid:durableId="1449471738">
-    <w:abstractNumId w:val="67"/>
+    <w:abstractNumId w:val="76"/>
   </w:num>
   <w:num w:numId="46" w16cid:durableId="272593249">
-    <w:abstractNumId w:val="51"/>
+    <w:abstractNumId w:val="59"/>
   </w:num>
   <w:num w:numId="47" w16cid:durableId="649290853">
-    <w:abstractNumId w:val="61"/>
+    <w:abstractNumId w:val="70"/>
   </w:num>
   <w:num w:numId="48" w16cid:durableId="868614152">
-    <w:abstractNumId w:val="68"/>
+    <w:abstractNumId w:val="77"/>
   </w:num>
   <w:num w:numId="49" w16cid:durableId="294454408">
-    <w:abstractNumId w:val="66"/>
+    <w:abstractNumId w:val="75"/>
   </w:num>
   <w:num w:numId="50" w16cid:durableId="418645890">
-    <w:abstractNumId w:val="27"/>
+    <w:abstractNumId w:val="31"/>
   </w:num>
   <w:num w:numId="51" w16cid:durableId="1261252492">
-    <w:abstractNumId w:val="12"/>
+    <w:abstractNumId w:val="13"/>
   </w:num>
   <w:num w:numId="52" w16cid:durableId="330452583">
     <w:abstractNumId w:val="4"/>
@@ -11903,67 +13749,94 @@
     <w:abstractNumId w:val="0"/>
   </w:num>
   <w:num w:numId="54" w16cid:durableId="1445341061">
+    <w:abstractNumId w:val="21"/>
+  </w:num>
+  <w:num w:numId="55" w16cid:durableId="1934120566">
+    <w:abstractNumId w:val="48"/>
+  </w:num>
+  <w:num w:numId="56" w16cid:durableId="536966268">
+    <w:abstractNumId w:val="61"/>
+  </w:num>
+  <w:num w:numId="57" w16cid:durableId="505100298">
+    <w:abstractNumId w:val="9"/>
+  </w:num>
+  <w:num w:numId="58" w16cid:durableId="1357585173">
+    <w:abstractNumId w:val="33"/>
+  </w:num>
+  <w:num w:numId="59" w16cid:durableId="548958315">
+    <w:abstractNumId w:val="82"/>
+  </w:num>
+  <w:num w:numId="60" w16cid:durableId="1784109396">
+    <w:abstractNumId w:val="32"/>
+  </w:num>
+  <w:num w:numId="61" w16cid:durableId="199705519">
+    <w:abstractNumId w:val="49"/>
+  </w:num>
+  <w:num w:numId="62" w16cid:durableId="849835904">
+    <w:abstractNumId w:val="43"/>
+  </w:num>
+  <w:num w:numId="63" w16cid:durableId="791826820">
+    <w:abstractNumId w:val="69"/>
+  </w:num>
+  <w:num w:numId="64" w16cid:durableId="1420180829">
+    <w:abstractNumId w:val="66"/>
+  </w:num>
+  <w:num w:numId="65" w16cid:durableId="951471568">
+    <w:abstractNumId w:val="35"/>
+  </w:num>
+  <w:num w:numId="66" w16cid:durableId="1999384456">
+    <w:abstractNumId w:val="64"/>
+  </w:num>
+  <w:num w:numId="67" w16cid:durableId="1273705280">
+    <w:abstractNumId w:val="12"/>
+  </w:num>
+  <w:num w:numId="68" w16cid:durableId="1160582322">
+    <w:abstractNumId w:val="15"/>
+  </w:num>
+  <w:num w:numId="69" w16cid:durableId="1893494303">
+    <w:abstractNumId w:val="62"/>
+  </w:num>
+  <w:num w:numId="70" w16cid:durableId="180973273">
+    <w:abstractNumId w:val="34"/>
+  </w:num>
+  <w:num w:numId="71" w16cid:durableId="732049545">
+    <w:abstractNumId w:val="30"/>
+  </w:num>
+  <w:num w:numId="72" w16cid:durableId="1261140706">
+    <w:abstractNumId w:val="40"/>
+  </w:num>
+  <w:num w:numId="73" w16cid:durableId="1431898322">
+    <w:abstractNumId w:val="25"/>
+  </w:num>
+  <w:num w:numId="74" w16cid:durableId="1102841349">
     <w:abstractNumId w:val="19"/>
   </w:num>
-  <w:num w:numId="55" w16cid:durableId="1934120566">
-    <w:abstractNumId w:val="43"/>
+  <w:num w:numId="75" w16cid:durableId="682166886">
+    <w:abstractNumId w:val="17"/>
   </w:num>
-  <w:num w:numId="56" w16cid:durableId="536966268">
-    <w:abstractNumId w:val="53"/>
+  <w:num w:numId="76" w16cid:durableId="1596328859">
+    <w:abstractNumId w:val="68"/>
   </w:num>
-  <w:num w:numId="57" w16cid:durableId="505100298">
-    <w:abstractNumId w:val="8"/>
+  <w:num w:numId="77" w16cid:durableId="557713599">
+    <w:abstractNumId w:val="57"/>
   </w:num>
-  <w:num w:numId="58" w16cid:durableId="1357585173">
-    <w:abstractNumId w:val="29"/>
+  <w:num w:numId="78" w16cid:durableId="1058742586">
+    <w:abstractNumId w:val="55"/>
   </w:num>
-  <w:num w:numId="59" w16cid:durableId="548958315">
-    <w:abstractNumId w:val="73"/>
+  <w:num w:numId="79" w16cid:durableId="358362125">
+    <w:abstractNumId w:val="22"/>
   </w:num>
-  <w:num w:numId="60" w16cid:durableId="1784109396">
-    <w:abstractNumId w:val="28"/>
+  <w:num w:numId="80" w16cid:durableId="1547599056">
+    <w:abstractNumId w:val="6"/>
   </w:num>
-  <w:num w:numId="61" w16cid:durableId="199705519">
-    <w:abstractNumId w:val="44"/>
+  <w:num w:numId="81" w16cid:durableId="351733077">
+    <w:abstractNumId w:val="45"/>
   </w:num>
-  <w:num w:numId="62" w16cid:durableId="849835904">
-    <w:abstractNumId w:val="39"/>
-  </w:num>
-  <w:num w:numId="63" w16cid:durableId="791826820">
-    <w:abstractNumId w:val="60"/>
-  </w:num>
-  <w:num w:numId="64" w16cid:durableId="1420180829">
-    <w:abstractNumId w:val="58"/>
-  </w:num>
-  <w:num w:numId="65" w16cid:durableId="951471568">
-    <w:abstractNumId w:val="31"/>
-  </w:num>
-  <w:num w:numId="66" w16cid:durableId="1999384456">
-    <w:abstractNumId w:val="56"/>
-  </w:num>
-  <w:num w:numId="67" w16cid:durableId="1273705280">
-    <w:abstractNumId w:val="11"/>
-  </w:num>
-  <w:num w:numId="68" w16cid:durableId="1160582322">
-    <w:abstractNumId w:val="14"/>
-  </w:num>
-  <w:num w:numId="69" w16cid:durableId="1893494303">
+  <w:num w:numId="82" w16cid:durableId="748039696">
     <w:abstractNumId w:val="54"/>
   </w:num>
-  <w:num w:numId="70" w16cid:durableId="180973273">
-    <w:abstractNumId w:val="30"/>
-  </w:num>
-  <w:num w:numId="71" w16cid:durableId="732049545">
-    <w:abstractNumId w:val="26"/>
-  </w:num>
-  <w:num w:numId="72" w16cid:durableId="1261140706">
-    <w:abstractNumId w:val="36"/>
-  </w:num>
-  <w:num w:numId="73" w16cid:durableId="1431898322">
-    <w:abstractNumId w:val="22"/>
-  </w:num>
-  <w:num w:numId="74" w16cid:durableId="1102841349">
-    <w:abstractNumId w:val="17"/>
+  <w:num w:numId="83" w16cid:durableId="159735397">
+    <w:abstractNumId w:val="27"/>
   </w:num>
 </w:numbering>
 </file>
@@ -12570,6 +14443,7 @@
   <w:style w:type="character" w:default="1" w:styleId="DefaultParagraphFont">
     <w:name w:val="Default Paragraph Font"/>
     <w:uiPriority w:val="1"/>
+    <w:semiHidden/>
     <w:unhideWhenUsed/>
   </w:style>
   <w:style w:type="table" w:default="1" w:styleId="TableNormal">
